--- a/job_mencius_paper_english_full.docx
+++ b/job_mencius_paper_english_full.docx
@@ -108,7 +108,7 @@
           <w:sz w:val="24"/>
           <w:szCs w:val="24"/>
         </w:rPr>
-        <w:t xml:space="preserve"> 6B15 (the fifteenth section of "Gaozi II") through the method of cross-textual hermeneutics, and argues that the two texts, far from yielding a synthesis, generate a productive tension over the role of suffering in moral formation. Earlier comparison—above all Lee Yearley’s 1981 pairing of Job with Confucius—worked within an Aristotelian frame and concluded that virtue can be held independent of reward. I take three further steps: I replace the imported philosophical frame with Archie Lee’s cross-textual method, which lets each text argue in its own idiom; I substitute </w:t>
+        <w:t xml:space="preserve"> 6B15 (the fifteenth section of "Gaozi II") through cross-textual hermeneutics, arguing that the two texts generate not a synthesis but a productive tension over the role of suffering in moral formation. The most important precedent, Lee Yearley’s 1981 pairing of Job with Confucius, worked within an Aristotelian frame and concluded that virtue can be held independent of reward. I take three further steps: I replace that imported frame with Archie Lee’s cross-textual method, which lets each text argue in its own idiom; I substitute </w:t>
       </w:r>
       <w:r>
         <w:rPr>
@@ -144,7 +144,7 @@
           <w:sz w:val="24"/>
           <w:szCs w:val="24"/>
         </w:rPr>
-        <w:t xml:space="preserve">, a text far more explicit about the pedagogy of adversity; and I make Job 23:10 (</w:t>
+        <w:t xml:space="preserve">, a text far more explicit about the pedagogy of adversity; and I make Job 23:10 ("when he has tested me, I shall come out like gold," </w:t>
       </w:r>
       <w:r>
         <w:rPr>
@@ -160,7 +160,7 @@
           <w:sz w:val="24"/>
           <w:szCs w:val="24"/>
         </w:rPr>
-        <w:t xml:space="preserve">, "when he has tested me, I shall come out like gold") the hinge of the argument. A Mencian reading exposes a teleological instinct latent in Job’s metallurgical image—an instinct that Greco-Roman frameworks (Stoic endurance, Platonic ascent, Leibnizian optimism) have tended to obscure. The structural parallel between </w:t>
+        <w:t xml:space="preserve">) the hinge of the argument. Read with Mencian eyes, Job’s metallurgical image betrays a teleological instinct that Greco-Roman frameworks—Stoic endurance, Platonic ascent, Leibnizian optimism—have tended to obscure. The structural parallel between </w:t>
       </w:r>
       <w:r>
         <w:rPr>
@@ -212,7 +212,7 @@
           <w:sz w:val="24"/>
           <w:szCs w:val="24"/>
         </w:rPr>
-        <w:t xml:space="preserve"> (端, the moral "sprouts")—both of them qualities that suffering refines rather than creates—is the essay’s central contribution. Job restrains the Mencian tendency toward over-systematization; Mengzi keeps the Joban narrative from collapsing into nihilism. Read together, they suggest that Confucian thought can enrich biblical interpretation by recovering dimensions of Joban theodicy long screened off by the Greco-Roman philosophical inheritance.</w:t>
+        <w:t xml:space="preserve"> (端, the moral "sprouts"), both qualities that suffering refines rather than creates, is the essay’s central contribution. Job restrains the Mencian drift toward over-systematization; Mengzi keeps the Joban narrative from collapsing into nihilism.</w:t>
       </w:r>
     </w:p>
     <w:p>

--- a/job_mencius_paper_english_full.docx
+++ b/job_mencius_paper_english_full.docx
@@ -642,7 +642,21 @@
           <w:sz w:val="24"/>
           <w:szCs w:val="24"/>
         </w:rPr>
-        <w:t xml:space="preserve">—that both traditions can be heard to ask; one then reads each text closely within its own frame, refusing to project the categories of one onto the other; and one allows the mutual illumination to emerge in juxtaposition rather than synthesis. The method differs from simple analogy in that it does not presume the two traditions will arrive at the same answer. Difference and dialogue are allowed to coexist.</w:t>
+        <w:t xml:space="preserve">—that both traditions can be heard to ask; one then reads each text closely within its own frame, refusing to project the categories of one onto the other; and one allows the mutual illumination to emerge in juxtaposition rather than synthesis. The method differs from simple analogy in that it does not presume the two traditions will arrive at the same answer. Difference and dialogue are allowed to coexist. The method aspires to mutual illumination rather than mere adjacency: the juxtaposition must yield something a reader of either text alone would miss, or it has failed.</w:t>
+      </w:r>
+      <w:r>
+        <w:rPr>
+          <w:rStyle w:val="FootnoteReference"/>
+        </w:rPr>
+        <w:footnoteReference w:id="18"/>
+      </w:r>
+      <w:r>
+        <w:rPr>
+          <w:rFonts w:ascii="Times New Roman" w:cs="Times New Roman" w:eastAsia="Times New Roman" w:hAnsi="Times New Roman"/>
+          <w:sz w:val="24"/>
+          <w:szCs w:val="24"/>
+        </w:rPr>
+        <w:t xml:space="preserve"> The claim of a productive tension is not, for that reason, immune to disconfirmation. Were the two texts to prove, on close reading, to give the same account of suffering, the tension would collapse into redundancy; were their difference to turn out merely terminological, it would collapse into syncretism. The reading earns its claim only if substantive, non-reducible divergence survives scrutiny—which is what sections 6 and 7 are meant to test.</w:t>
       </w:r>
     </w:p>
     <w:p>
@@ -1223,7 +1237,7 @@
           <w:sz w:val="24"/>
           <w:szCs w:val="24"/>
         </w:rPr>
-        <w:t xml:space="preserve">The verse falls at a moment of Job’s deepest longing—his longing to find God, to lay his case before him, to be answered (23:3–7). In just that context of yearning and complaint, Job utters a declaration that seems to run against the grain of his present experience: "when he has tested me, I shall come out like gold." The metallurgical image—suffering figured as the refining of metal—is neither self-evident in Job’s immediate situation nor a fact the narrative has yet delivered. It is an instinct that surfaces under extreme pressure. The very presence of that instinct is the central finding of this study: Job’s text harbors, at this point, a teleological intuition, even though the intuition remains open and unresolved within the apophatic theodicy that governs the book as a whole. The verb </w:t>
+        <w:t xml:space="preserve">The verse falls at a moment of Job’s deepest longing—his longing to find God, to lay his case before him, to be answered (23:3–7). In just that context of yearning and complaint, Job utters a declaration that seems to run against the grain of his present experience: "when he has tested me, I shall come out like gold." The metallurgical image—suffering figured as the refining of metal—is neither self-evident in Job’s immediate situation nor a fact the narrative has yet delivered. It is an instinct that surfaces under extreme pressure. The very presence of that instinct is the central finding of this study: Job’s text harbors, at this point, a teleological intuition, even though the intuition remains open and unresolved within the apophatic theodicy that governs the book as a whole. It is, moreover, Job’s own hope, voiced in the midst of protest; the narrator nowhere endorses it, and the theophany conspicuously withholds the very confirmation it seems to anticipate. A caution about the philology is also in order. The refining force of the image is carried less by the verb </w:t>
       </w:r>
       <w:r>
         <w:rPr>
@@ -1257,7 +1271,47 @@
           <w:sz w:val="24"/>
           <w:szCs w:val="24"/>
         </w:rPr>
-        <w:t xml:space="preserve">, to test or assay) belongs to the assayer’s workshop, and it is no accident that it sits beside the figure of gold.</w:t>
+        <w:t xml:space="preserve">)—a general term for testing or examining—than by the simile "like gold" (</w:t>
+      </w:r>
+      <w:r>
+        <w:rPr>
+          <w:rFonts w:ascii="Times New Roman" w:cs="Noto Sans Hebrew" w:hAnsi="Times New Roman"/>
+          <w:sz w:val="24"/>
+          <w:szCs w:val="24"/>
+        </w:rPr>
+        <w:t xml:space="preserve">כַּזָּהָב</w:t>
+      </w:r>
+      <w:r>
+        <w:rPr>
+          <w:rFonts w:ascii="Times New Roman" w:cs="Times New Roman" w:eastAsia="Times New Roman" w:hAnsi="Times New Roman"/>
+          <w:sz w:val="24"/>
+          <w:szCs w:val="24"/>
+        </w:rPr>
+        <w:t xml:space="preserve">), which recruits the verb into a metallurgical register; </w:t>
+      </w:r>
+      <w:r>
+        <w:rPr>
+          <w:rFonts w:ascii="Times New Roman" w:cs="Times New Roman" w:eastAsia="Times New Roman" w:hAnsi="Times New Roman"/>
+          <w:i/>
+          <w:iCs/>
+          <w:sz w:val="24"/>
+          <w:szCs w:val="24"/>
+        </w:rPr>
+        <w:t xml:space="preserve">bāḥan</w:t>
+      </w:r>
+      <w:r>
+        <w:rPr>
+          <w:rFonts w:ascii="Times New Roman" w:cs="Times New Roman" w:eastAsia="Times New Roman" w:hAnsi="Times New Roman"/>
+          <w:sz w:val="24"/>
+          <w:szCs w:val="24"/>
+        </w:rPr>
+        <w:t xml:space="preserve"> is not itself the technical vocabulary of the smelter.</w:t>
+      </w:r>
+      <w:r>
+        <w:rPr>
+          <w:rStyle w:val="FootnoteReference"/>
+        </w:rPr>
+        <w:footnoteReference w:id="17"/>
       </w:r>
     </w:p>
     <w:p>
@@ -1406,7 +1460,31 @@
           <w:sz w:val="24"/>
           <w:szCs w:val="24"/>
         </w:rPr>
-        <w:t xml:space="preserve">Sections thirteen through sixteen of "Gaozi II" form a coherent sequence of argument concerned with adversity and moral growth. Across these passages Mengzi treats the conduct of one slighted by others (6B13), the steadfastness of the resolute (6B14), and Cao Jiao’s question whether anyone can become a Yu or a King Wen (6B16). Within this cluster, 6B15 states the core theory in an almost declarative register, and supplies the theological foundation for the whole.</w:t>
+        <w:t xml:space="preserve">Sections thirteen through sixteen of "Gaozi II" form a coherent sequence of argument concerned with adversity and moral growth. Across these passages Mengzi treats the conduct of one slighted by others (6B13), the steadfastness of the resolute (6B14), and Cao Jiao’s question whether anyone can become a Yu or a King Wen (6B16). Within this cluster, 6B15 states the core theory in an almost declarative register, and supplies the theological foundation for the whole. It bears noting that the entire "Gaozi" group takes its name from Mengzi’s debate with Gaozi over human nature (</w:t>
+      </w:r>
+      <w:r>
+        <w:rPr>
+          <w:rFonts w:ascii="Times New Roman" w:cs="Times New Roman" w:eastAsia="Times New Roman" w:hAnsi="Times New Roman"/>
+          <w:i/>
+          <w:iCs/>
+          <w:sz w:val="24"/>
+          <w:szCs w:val="24"/>
+        </w:rPr>
+        <w:t xml:space="preserve">xing</w:t>
+      </w:r>
+      <w:r>
+        <w:rPr>
+          <w:rFonts w:ascii="Times New Roman" w:cs="Times New Roman" w:eastAsia="Times New Roman" w:hAnsi="Times New Roman"/>
+          <w:sz w:val="24"/>
+          <w:szCs w:val="24"/>
+        </w:rPr>
+        <w:t xml:space="preserve"> 性); the account in 6B15 of how Heaven forms its agents presupposes, and is best read against, that larger argument over what in human nature is given and what must be cultivated.</w:t>
+      </w:r>
+      <w:r>
+        <w:rPr>
+          <w:rStyle w:val="FootnoteReference"/>
+        </w:rPr>
+        <w:footnoteReference w:id="19"/>
       </w:r>
     </w:p>
     <w:p>
@@ -2305,6 +2383,92 @@
           <w:sz w:val="24"/>
           <w:szCs w:val="24"/>
         </w:rPr>
+        <w:t xml:space="preserve">The parallel must, however, be drawn with a precision the comparison itself demands, for the two terms are not symmetrical, and the asymmetry is instructive. </w:t>
+      </w:r>
+      <w:r>
+        <w:rPr>
+          <w:rFonts w:ascii="Times New Roman" w:cs="Times New Roman" w:eastAsia="Times New Roman" w:hAnsi="Times New Roman"/>
+          <w:i/>
+          <w:iCs/>
+          <w:sz w:val="24"/>
+          <w:szCs w:val="24"/>
+        </w:rPr>
+        <w:t xml:space="preserve">Tummâ</w:t>
+      </w:r>
+      <w:r>
+        <w:rPr>
+          <w:rFonts w:ascii="Times New Roman" w:cs="Times New Roman" w:eastAsia="Times New Roman" w:hAnsi="Times New Roman"/>
+          <w:sz w:val="24"/>
+          <w:szCs w:val="24"/>
+        </w:rPr>
+        <w:t xml:space="preserve"> names a wholeness Job already possesses—he is "blameless and upright" before the test (1:1)—so that suffering </w:t>
+      </w:r>
+      <w:r>
+        <w:rPr>
+          <w:rFonts w:ascii="Times New Roman" w:cs="Times New Roman" w:eastAsia="Times New Roman" w:hAnsi="Times New Roman"/>
+          <w:i/>
+          <w:iCs/>
+          <w:sz w:val="24"/>
+          <w:szCs w:val="24"/>
+        </w:rPr>
+        <w:t xml:space="preserve">proves</w:t>
+      </w:r>
+      <w:r>
+        <w:rPr>
+          <w:rFonts w:ascii="Times New Roman" w:cs="Times New Roman" w:eastAsia="Times New Roman" w:hAnsi="Times New Roman"/>
+          <w:sz w:val="24"/>
+          <w:szCs w:val="24"/>
+        </w:rPr>
+        <w:t xml:space="preserve"> and displays his integrity rather than adding to it. The </w:t>
+      </w:r>
+      <w:r>
+        <w:rPr>
+          <w:rFonts w:ascii="Times New Roman" w:cs="Times New Roman" w:eastAsia="Times New Roman" w:hAnsi="Times New Roman"/>
+          <w:i/>
+          <w:iCs/>
+          <w:sz w:val="24"/>
+          <w:szCs w:val="24"/>
+        </w:rPr>
+        <w:t xml:space="preserve">duan</w:t>
+      </w:r>
+      <w:r>
+        <w:rPr>
+          <w:rFonts w:ascii="Times New Roman" w:cs="Times New Roman" w:eastAsia="Times New Roman" w:hAnsi="Times New Roman"/>
+          <w:sz w:val="24"/>
+          <w:szCs w:val="24"/>
+        </w:rPr>
+        <w:t xml:space="preserve">, by Mengzi’s own botanical figure, are precisely incomplete: adversity </w:t>
+      </w:r>
+      <w:r>
+        <w:rPr>
+          <w:rFonts w:ascii="Times New Roman" w:cs="Times New Roman" w:eastAsia="Times New Roman" w:hAnsi="Times New Roman"/>
+          <w:i/>
+          <w:iCs/>
+          <w:sz w:val="24"/>
+          <w:szCs w:val="24"/>
+        </w:rPr>
+        <w:t xml:space="preserve">develops</w:t>
+      </w:r>
+      <w:r>
+        <w:rPr>
+          <w:rFonts w:ascii="Times New Roman" w:cs="Times New Roman" w:eastAsia="Times New Roman" w:hAnsi="Times New Roman"/>
+          <w:sz w:val="24"/>
+          <w:szCs w:val="24"/>
+        </w:rPr>
+        <w:t xml:space="preserve"> them, ripening what is merely incipient into formed virtue. To prove a finished integrity and to grow an unfinished sprout are not the same operation, and I do not wish to smooth the difference away. The isomorphism I am claiming lies beneath it: in both cases the moral quality is a prior endowment latent in the agent, and suffering is the medium that brings it into its own—whether by assaying what is already whole or by maturing what is still in bud. It is this shared grammar—latency refined by adversity—rather than an identity of mechanism, that the cross-textual reading discloses; and naming the seam, far from weakening the parallel, is what keeps it honest.</w:t>
+      </w:r>
+    </w:p>
+    <w:p>
+      <w:pPr>
+        <w:spacing w:line="480" w:lineRule="auto"/>
+        <w:ind w:firstLine="720"/>
+      </w:pPr>
+      <w:r>
+        <w:rPr>
+          <w:rFonts w:ascii="Times New Roman" w:cs="Times New Roman" w:eastAsia="Times New Roman" w:hAnsi="Times New Roman"/>
+          <w:sz w:val="24"/>
+          <w:szCs w:val="24"/>
+        </w:rPr>
         <w:t xml:space="preserve">The Greco-Roman philosophical frameworks have, in their several ways, screened off just this reading of Job 23:10. Stoic </w:t>
       </w:r>
       <w:r>
@@ -2323,7 +2487,39 @@
           <w:sz w:val="24"/>
           <w:szCs w:val="24"/>
         </w:rPr>
-        <w:t xml:space="preserve"> construes suffering as a disturbance of the passions to be transcended by reason, and leaves no room for the ontological claim that suffering refines character. Platonic purification understands suffering as a means of releasing the soul from the bonds of matter, its goal being escape from the material realm in which suffering occurs rather than the development of character within it. And the Leibnizian optimism of the best possible world rationalizes suffering as a component of the overall optimal arrangement of the cosmos, attending to the macro-logic of the whole rather than to the inner mechanism by which an individual character is transformed in suffering.</w:t>
+        <w:t xml:space="preserve"> construes suffering as a disturbance of the passions to be transcended by reason, and leaves no room for the ontological claim that suffering refines character.</w:t>
+      </w:r>
+      <w:r>
+        <w:rPr>
+          <w:rStyle w:val="FootnoteReference"/>
+        </w:rPr>
+        <w:footnoteReference w:id="20"/>
+      </w:r>
+      <w:r>
+        <w:rPr>
+          <w:rFonts w:ascii="Times New Roman" w:cs="Times New Roman" w:eastAsia="Times New Roman" w:hAnsi="Times New Roman"/>
+          <w:sz w:val="24"/>
+          <w:szCs w:val="24"/>
+        </w:rPr>
+        <w:t xml:space="preserve"> The hardest case here is Seneca, whose treatise on providence frames hardship as the training and the proof of the good man, and so approaches the Mencian intuition more nearly than Stoic </w:t>
+      </w:r>
+      <w:r>
+        <w:rPr>
+          <w:rFonts w:ascii="Times New Roman" w:cs="Times New Roman" w:eastAsia="Times New Roman" w:hAnsi="Times New Roman"/>
+          <w:i/>
+          <w:iCs/>
+          <w:sz w:val="24"/>
+          <w:szCs w:val="24"/>
+        </w:rPr>
+        <w:t xml:space="preserve">apatheia</w:t>
+      </w:r>
+      <w:r>
+        <w:rPr>
+          <w:rFonts w:ascii="Times New Roman" w:cs="Times New Roman" w:eastAsia="Times New Roman" w:hAnsi="Times New Roman"/>
+          <w:sz w:val="24"/>
+          <w:szCs w:val="24"/>
+        </w:rPr>
+        <w:t xml:space="preserve"> alone would suggest; yet even there the end in view is the sage’s rational invulnerability, not the refinement of a latent moral endowment into formed virtue. Platonic purification understands suffering as a means of releasing the soul from the bonds of matter, its goal being escape from the material realm in which suffering occurs rather than the development of character within it. And the Leibnizian optimism of the best possible world rationalizes suffering as a component of the overall optimal arrangement of the cosmos, attending to the macro-logic of the whole rather than to the inner mechanism by which an individual character is transformed in suffering.</w:t>
       </w:r>
     </w:p>
     <w:p>
@@ -2725,7 +2921,7 @@
           <w:sz w:val="24"/>
           <w:szCs w:val="24"/>
         </w:rPr>
-        <w:t xml:space="preserve">The practical import of this productive tension is that it offers the sufferer two complementary resources rather than two competing systems. Mengzi’s frame licenses the active search for meaning in adversity, the recognition that suffering may be a process of formation rather than mere punishment or random misfortune; Job’s frame licenses honest protest and a candid facing of divine mystery, refusing to cheapen real pain with imposed meaning. Together they furnish a theodical posture more honest, more complex, and more answerable to lived suffering than any single system on its own.</w:t>
+        <w:t xml:space="preserve">The practical import of this productive tension is that it offers the sufferer two complementary resources rather than two competing systems. Mengzi’s frame licenses the active search for meaning in adversity, the recognition that suffering may be a process of formation rather than mere punishment or random misfortune; Job’s frame licenses honest protest and a candid facing of divine mystery, refusing to cheapen real pain with imposed meaning. Consider a person facing a grave and undeserved illness. The Mencian frame invites a question that can console without dishonesty: what capacity might this ordeal be forming—patience, depth, fellow-feeling with others who suffer—even where no cosmic ledger guarantees the result? The Joban frame, at the same moment, authorizes the protest that the Mencian question, pressed too hard, would silence: the refusal to call the affliction good, the insistence that the sufferer may demand an answer and receive, instead, the unmastered presence of God. Held together, the two let the sufferer seek formation without lapsing into the friends’ tidy accounting, and protest without concluding that the suffering means nothing at all. Together they furnish a theodical posture more honest, more complex, and more answerable to lived suffering than any single system on its own.</w:t>
       </w:r>
     </w:p>
     <w:p>
@@ -2924,6 +3120,38 @@
           <w:sz w:val="24"/>
           <w:szCs w:val="24"/>
         </w:rPr>
+        <w:t xml:space="preserve">Bloom, Irene. "Mencian Arguments on Human Nature (Jen-hsing)." </w:t>
+      </w:r>
+      <w:r>
+        <w:rPr>
+          <w:rFonts w:ascii="Times New Roman" w:cs="Times New Roman" w:eastAsia="Times New Roman" w:hAnsi="Times New Roman"/>
+          <w:i/>
+          <w:iCs/>
+          <w:sz w:val="24"/>
+          <w:szCs w:val="24"/>
+        </w:rPr>
+        <w:t xml:space="preserve">Philosophy East and West</w:t>
+      </w:r>
+      <w:r>
+        <w:rPr>
+          <w:rFonts w:ascii="Times New Roman" w:cs="Times New Roman" w:eastAsia="Times New Roman" w:hAnsi="Times New Roman"/>
+          <w:sz w:val="24"/>
+          <w:szCs w:val="24"/>
+        </w:rPr>
+        <w:t xml:space="preserve"> 44, no. 1 (1994): 19–53.</w:t>
+      </w:r>
+    </w:p>
+    <w:p>
+      <w:pPr>
+        <w:spacing w:line="480" w:lineRule="auto"/>
+        <w:ind w:left="720" w:hanging="720"/>
+      </w:pPr>
+      <w:r>
+        <w:rPr>
+          <w:rFonts w:ascii="Times New Roman" w:cs="Times New Roman" w:eastAsia="Times New Roman" w:hAnsi="Times New Roman"/>
+          <w:sz w:val="24"/>
+          <w:szCs w:val="24"/>
+        </w:rPr>
         <w:t xml:space="preserve">Chan, Wing-tsit. </w:t>
       </w:r>
       <w:r>
@@ -2988,6 +3216,38 @@
           <w:sz w:val="24"/>
           <w:szCs w:val="24"/>
         </w:rPr>
+        <w:t xml:space="preserve">Clooney, Francis X. </w:t>
+      </w:r>
+      <w:r>
+        <w:rPr>
+          <w:rFonts w:ascii="Times New Roman" w:cs="Times New Roman" w:eastAsia="Times New Roman" w:hAnsi="Times New Roman"/>
+          <w:i/>
+          <w:iCs/>
+          <w:sz w:val="24"/>
+          <w:szCs w:val="24"/>
+        </w:rPr>
+        <w:t xml:space="preserve">Comparative Theology: Deep Learning Across Religious Borders</w:t>
+      </w:r>
+      <w:r>
+        <w:rPr>
+          <w:rFonts w:ascii="Times New Roman" w:cs="Times New Roman" w:eastAsia="Times New Roman" w:hAnsi="Times New Roman"/>
+          <w:sz w:val="24"/>
+          <w:szCs w:val="24"/>
+        </w:rPr>
+        <w:t xml:space="preserve">. Malden, MA: Wiley-Blackwell, 2010.</w:t>
+      </w:r>
+    </w:p>
+    <w:p>
+      <w:pPr>
+        <w:spacing w:line="480" w:lineRule="auto"/>
+        <w:ind w:left="720" w:hanging="720"/>
+      </w:pPr>
+      <w:r>
+        <w:rPr>
+          <w:rFonts w:ascii="Times New Roman" w:cs="Times New Roman" w:eastAsia="Times New Roman" w:hAnsi="Times New Roman"/>
+          <w:sz w:val="24"/>
+          <w:szCs w:val="24"/>
+        </w:rPr>
         <w:t xml:space="preserve">Graham, A. C. </w:t>
       </w:r>
       <w:r>
@@ -3084,6 +3344,38 @@
           <w:sz w:val="24"/>
           <w:szCs w:val="24"/>
         </w:rPr>
+        <w:t xml:space="preserve">Koehler, Ludwig, and Walter Baumgartner. </w:t>
+      </w:r>
+      <w:r>
+        <w:rPr>
+          <w:rFonts w:ascii="Times New Roman" w:cs="Times New Roman" w:eastAsia="Times New Roman" w:hAnsi="Times New Roman"/>
+          <w:i/>
+          <w:iCs/>
+          <w:sz w:val="24"/>
+          <w:szCs w:val="24"/>
+        </w:rPr>
+        <w:t xml:space="preserve">The Hebrew and Aramaic Lexicon of the Old Testament</w:t>
+      </w:r>
+      <w:r>
+        <w:rPr>
+          <w:rFonts w:ascii="Times New Roman" w:cs="Times New Roman" w:eastAsia="Times New Roman" w:hAnsi="Times New Roman"/>
+          <w:sz w:val="24"/>
+          <w:szCs w:val="24"/>
+        </w:rPr>
+        <w:t xml:space="preserve">. Leiden: Brill, 1994–2000.</w:t>
+      </w:r>
+    </w:p>
+    <w:p>
+      <w:pPr>
+        <w:spacing w:line="480" w:lineRule="auto"/>
+        <w:ind w:left="720" w:hanging="720"/>
+      </w:pPr>
+      <w:r>
+        <w:rPr>
+          <w:rFonts w:ascii="Times New Roman" w:cs="Times New Roman" w:eastAsia="Times New Roman" w:hAnsi="Times New Roman"/>
+          <w:sz w:val="24"/>
+          <w:szCs w:val="24"/>
+        </w:rPr>
         <w:t xml:space="preserve">Lee, Archie C. C. "Cross-Textual Hermeneutics and Identity in Multi-Scriptural Asia." In </w:t>
       </w:r>
       <w:r>
@@ -3148,6 +3440,56 @@
           <w:sz w:val="24"/>
           <w:szCs w:val="24"/>
         </w:rPr>
+        <w:t xml:space="preserve">Seneca, Lucius Annaeus. </w:t>
+      </w:r>
+      <w:r>
+        <w:rPr>
+          <w:rFonts w:ascii="Times New Roman" w:cs="Times New Roman" w:eastAsia="Times New Roman" w:hAnsi="Times New Roman"/>
+          <w:i/>
+          <w:iCs/>
+          <w:sz w:val="24"/>
+          <w:szCs w:val="24"/>
+        </w:rPr>
+        <w:t xml:space="preserve">De Providentia</w:t>
+      </w:r>
+      <w:r>
+        <w:rPr>
+          <w:rFonts w:ascii="Times New Roman" w:cs="Times New Roman" w:eastAsia="Times New Roman" w:hAnsi="Times New Roman"/>
+          <w:sz w:val="24"/>
+          <w:szCs w:val="24"/>
+        </w:rPr>
+        <w:t xml:space="preserve">. In </w:t>
+      </w:r>
+      <w:r>
+        <w:rPr>
+          <w:rFonts w:ascii="Times New Roman" w:cs="Times New Roman" w:eastAsia="Times New Roman" w:hAnsi="Times New Roman"/>
+          <w:i/>
+          <w:iCs/>
+          <w:sz w:val="24"/>
+          <w:szCs w:val="24"/>
+        </w:rPr>
+        <w:t xml:space="preserve">Moral Essays</w:t>
+      </w:r>
+      <w:r>
+        <w:rPr>
+          <w:rFonts w:ascii="Times New Roman" w:cs="Times New Roman" w:eastAsia="Times New Roman" w:hAnsi="Times New Roman"/>
+          <w:sz w:val="24"/>
+          <w:szCs w:val="24"/>
+        </w:rPr>
+        <w:t xml:space="preserve">, vol. 1, translated by John W. Basore. Loeb Classical Library. Cambridge, MA: Harvard University Press, 1928.</w:t>
+      </w:r>
+    </w:p>
+    <w:p>
+      <w:pPr>
+        <w:spacing w:line="480" w:lineRule="auto"/>
+        <w:ind w:left="720" w:hanging="720"/>
+      </w:pPr>
+      <w:r>
+        <w:rPr>
+          <w:rFonts w:ascii="Times New Roman" w:cs="Times New Roman" w:eastAsia="Times New Roman" w:hAnsi="Times New Roman"/>
+          <w:sz w:val="24"/>
+          <w:szCs w:val="24"/>
+        </w:rPr>
         <w:t xml:space="preserve">Seow, Choon-Leong. </w:t>
       </w:r>
       <w:r>
@@ -3327,6 +3669,54 @@
           <w:szCs w:val="24"/>
         </w:rPr>
         <w:t xml:space="preserve"> 9, no. 1 (1981): 107–22.</w:t>
+      </w:r>
+    </w:p>
+    <w:p>
+      <w:pPr>
+        <w:spacing w:line="480" w:lineRule="auto"/>
+        <w:ind w:left="720" w:hanging="720"/>
+      </w:pPr>
+      <w:r>
+        <w:rPr>
+          <w:rFonts w:ascii="Times New Roman" w:cs="Times New Roman" w:eastAsia="Times New Roman" w:hAnsi="Times New Roman"/>
+          <w:sz w:val="24"/>
+          <w:szCs w:val="24"/>
+        </w:rPr>
+        <w:t xml:space="preserve">Zhu Xi. </w:t>
+      </w:r>
+      <w:r>
+        <w:rPr>
+          <w:rFonts w:ascii="Times New Roman" w:cs="Times New Roman" w:eastAsia="Times New Roman" w:hAnsi="Times New Roman"/>
+          <w:i/>
+          <w:iCs/>
+          <w:sz w:val="24"/>
+          <w:szCs w:val="24"/>
+        </w:rPr>
+        <w:t xml:space="preserve">Sishu zhangju jizhu</w:t>
+      </w:r>
+      <w:r>
+        <w:rPr>
+          <w:rFonts w:ascii="Times New Roman" w:cs="Times New Roman" w:eastAsia="Times New Roman" w:hAnsi="Times New Roman"/>
+          <w:sz w:val="24"/>
+          <w:szCs w:val="24"/>
+        </w:rPr>
+        <w:t xml:space="preserve"> </w:t>
+      </w:r>
+      <w:r>
+        <w:rPr>
+          <w:rFonts w:ascii="Times New Roman" w:eastAsia="Noto Sans CJK SC" w:hAnsi="Times New Roman"/>
+          <w:sz w:val="24"/>
+          <w:szCs w:val="24"/>
+        </w:rPr>
+        <w:t xml:space="preserve">四書章句集注</w:t>
+      </w:r>
+      <w:r>
+        <w:rPr>
+          <w:rFonts w:ascii="Times New Roman" w:cs="Times New Roman" w:eastAsia="Times New Roman" w:hAnsi="Times New Roman"/>
+          <w:sz w:val="24"/>
+          <w:szCs w:val="24"/>
+        </w:rPr>
+        <w:t xml:space="preserve"> [Collected Commentaries on the Four Books]. Beijing: Zhonghua shuju, 1983.</w:t>
       </w:r>
     </w:p>
     <w:sectPr>
@@ -4141,6 +4531,356 @@
           <w:szCs w:val="20"/>
         </w:rPr>
         <w:t xml:space="preserve"> (Cambridge: Cambridge University Press, 2001), 246–48.</w:t>
+      </w:r>
+    </w:p>
+  </w:footnote>
+  <w:footnote w:id="17">
+    <w:p>
+      <w:pPr>
+        <w:spacing w:line="240"/>
+        <w:ind w:left="360" w:hanging="360"/>
+      </w:pPr>
+      <w:r>
+        <w:rPr>
+          <w:rStyle w:val="FootnoteReference"/>
+        </w:rPr>
+        <w:footnoteRef/>
+      </w:r>
+      <w:r>
+        <w:rPr>
+          <w:rFonts w:ascii="Times New Roman" w:cs="Times New Roman" w:eastAsia="Times New Roman" w:hAnsi="Times New Roman"/>
+          <w:sz w:val="20"/>
+          <w:szCs w:val="20"/>
+        </w:rPr>
+        <w:t xml:space="preserve">On the semantic range of </w:t>
+      </w:r>
+      <w:r>
+        <w:rPr>
+          <w:rFonts w:ascii="Times New Roman" w:cs="Times New Roman" w:eastAsia="Times New Roman" w:hAnsi="Times New Roman"/>
+          <w:i/>
+          <w:iCs/>
+          <w:sz w:val="20"/>
+          <w:szCs w:val="20"/>
+        </w:rPr>
+        <w:t xml:space="preserve">bāḥan</w:t>
+      </w:r>
+      <w:r>
+        <w:rPr>
+          <w:rFonts w:ascii="Times New Roman" w:cs="Times New Roman" w:eastAsia="Times New Roman" w:hAnsi="Times New Roman"/>
+          <w:sz w:val="20"/>
+          <w:szCs w:val="20"/>
+        </w:rPr>
+        <w:t xml:space="preserve"> (</w:t>
+      </w:r>
+      <w:r>
+        <w:rPr>
+          <w:rFonts w:ascii="Times New Roman" w:cs="Noto Sans Hebrew" w:hAnsi="Times New Roman"/>
+          <w:sz w:val="20"/>
+          <w:szCs w:val="20"/>
+        </w:rPr>
+        <w:t xml:space="preserve">בָּחַן</w:t>
+      </w:r>
+      <w:r>
+        <w:rPr>
+          <w:rFonts w:ascii="Times New Roman" w:cs="Times New Roman" w:eastAsia="Times New Roman" w:hAnsi="Times New Roman"/>
+          <w:sz w:val="20"/>
+          <w:szCs w:val="20"/>
+        </w:rPr>
+        <w:t xml:space="preserve">), a general verb of testing or examining (cf. Ps 7:10; Jer 17:10), see Ludwig Koehler and Walter Baumgartner, </w:t>
+      </w:r>
+      <w:r>
+        <w:rPr>
+          <w:rFonts w:ascii="Times New Roman" w:cs="Times New Roman" w:eastAsia="Times New Roman" w:hAnsi="Times New Roman"/>
+          <w:i/>
+          <w:iCs/>
+          <w:sz w:val="20"/>
+          <w:szCs w:val="20"/>
+        </w:rPr>
+        <w:t xml:space="preserve">The Hebrew and Aramaic Lexicon of the Old Testament</w:t>
+      </w:r>
+      <w:r>
+        <w:rPr>
+          <w:rFonts w:ascii="Times New Roman" w:cs="Times New Roman" w:eastAsia="Times New Roman" w:hAnsi="Times New Roman"/>
+          <w:sz w:val="20"/>
+          <w:szCs w:val="20"/>
+        </w:rPr>
+        <w:t xml:space="preserve"> (Leiden: Brill, 1994–2000), s.v. The technical verbs for smelting and refining metal are rather </w:t>
+      </w:r>
+      <w:r>
+        <w:rPr>
+          <w:rFonts w:ascii="Times New Roman" w:cs="Times New Roman" w:eastAsia="Times New Roman" w:hAnsi="Times New Roman"/>
+          <w:i/>
+          <w:iCs/>
+          <w:sz w:val="20"/>
+          <w:szCs w:val="20"/>
+        </w:rPr>
+        <w:t xml:space="preserve">ṣārap</w:t>
+      </w:r>
+      <w:r>
+        <w:rPr>
+          <w:rFonts w:ascii="Times New Roman" w:cs="Times New Roman" w:eastAsia="Times New Roman" w:hAnsi="Times New Roman"/>
+          <w:sz w:val="20"/>
+          <w:szCs w:val="20"/>
+        </w:rPr>
+        <w:t xml:space="preserve"> (</w:t>
+      </w:r>
+      <w:r>
+        <w:rPr>
+          <w:rFonts w:ascii="Times New Roman" w:cs="Noto Sans Hebrew" w:hAnsi="Times New Roman"/>
+          <w:sz w:val="20"/>
+          <w:szCs w:val="20"/>
+        </w:rPr>
+        <w:t xml:space="preserve">צרף</w:t>
+      </w:r>
+      <w:r>
+        <w:rPr>
+          <w:rFonts w:ascii="Times New Roman" w:cs="Times New Roman" w:eastAsia="Times New Roman" w:hAnsi="Times New Roman"/>
+          <w:sz w:val="20"/>
+          <w:szCs w:val="20"/>
+        </w:rPr>
+        <w:t xml:space="preserve">) and </w:t>
+      </w:r>
+      <w:r>
+        <w:rPr>
+          <w:rFonts w:ascii="Times New Roman" w:cs="Times New Roman" w:eastAsia="Times New Roman" w:hAnsi="Times New Roman"/>
+          <w:i/>
+          <w:iCs/>
+          <w:sz w:val="20"/>
+          <w:szCs w:val="20"/>
+        </w:rPr>
+        <w:t xml:space="preserve">zāqaq</w:t>
+      </w:r>
+      <w:r>
+        <w:rPr>
+          <w:rFonts w:ascii="Times New Roman" w:cs="Times New Roman" w:eastAsia="Times New Roman" w:hAnsi="Times New Roman"/>
+          <w:sz w:val="20"/>
+          <w:szCs w:val="20"/>
+        </w:rPr>
+        <w:t xml:space="preserve"> (</w:t>
+      </w:r>
+      <w:r>
+        <w:rPr>
+          <w:rFonts w:ascii="Times New Roman" w:cs="Noto Sans Hebrew" w:hAnsi="Times New Roman"/>
+          <w:sz w:val="20"/>
+          <w:szCs w:val="20"/>
+        </w:rPr>
+        <w:t xml:space="preserve">זקק</w:t>
+      </w:r>
+      <w:r>
+        <w:rPr>
+          <w:rFonts w:ascii="Times New Roman" w:cs="Times New Roman" w:eastAsia="Times New Roman" w:hAnsi="Times New Roman"/>
+          <w:sz w:val="20"/>
+          <w:szCs w:val="20"/>
+        </w:rPr>
+        <w:t xml:space="preserve">); the assaying connotation in Job 23:10 is supplied contextually by the simile "like gold," not by the verb itself.</w:t>
+      </w:r>
+    </w:p>
+  </w:footnote>
+  <w:footnote w:id="18">
+    <w:p>
+      <w:pPr>
+        <w:spacing w:line="240"/>
+        <w:ind w:left="360" w:hanging="360"/>
+      </w:pPr>
+      <w:r>
+        <w:rPr>
+          <w:rStyle w:val="FootnoteReference"/>
+        </w:rPr>
+        <w:footnoteRef/>
+      </w:r>
+      <w:r>
+        <w:rPr>
+          <w:rFonts w:ascii="Times New Roman" w:cs="Times New Roman" w:eastAsia="Times New Roman" w:hAnsi="Times New Roman"/>
+          <w:sz w:val="20"/>
+          <w:szCs w:val="20"/>
+        </w:rPr>
+        <w:t xml:space="preserve">On comparative theology as "deep learning across religious borders" rather than the mere juxtaposition of traditions, see Francis X. Clooney, </w:t>
+      </w:r>
+      <w:r>
+        <w:rPr>
+          <w:rFonts w:ascii="Times New Roman" w:cs="Times New Roman" w:eastAsia="Times New Roman" w:hAnsi="Times New Roman"/>
+          <w:i/>
+          <w:iCs/>
+          <w:sz w:val="20"/>
+          <w:szCs w:val="20"/>
+        </w:rPr>
+        <w:t xml:space="preserve">Comparative Theology: Deep Learning Across Religious Borders</w:t>
+      </w:r>
+      <w:r>
+        <w:rPr>
+          <w:rFonts w:ascii="Times New Roman" w:cs="Times New Roman" w:eastAsia="Times New Roman" w:hAnsi="Times New Roman"/>
+          <w:sz w:val="20"/>
+          <w:szCs w:val="20"/>
+        </w:rPr>
+        <w:t xml:space="preserve"> (Malden, MA: Wiley-Blackwell, 2010), esp. chap. 1.</w:t>
+      </w:r>
+    </w:p>
+  </w:footnote>
+  <w:footnote w:id="19">
+    <w:p>
+      <w:pPr>
+        <w:spacing w:line="240"/>
+        <w:ind w:left="360" w:hanging="360"/>
+      </w:pPr>
+      <w:r>
+        <w:rPr>
+          <w:rStyle w:val="FootnoteReference"/>
+        </w:rPr>
+        <w:footnoteRef/>
+      </w:r>
+      <w:r>
+        <w:rPr>
+          <w:rFonts w:ascii="Times New Roman" w:cs="Times New Roman" w:eastAsia="Times New Roman" w:hAnsi="Times New Roman"/>
+          <w:sz w:val="20"/>
+          <w:szCs w:val="20"/>
+        </w:rPr>
+        <w:t xml:space="preserve">Note, too, that 6B15 sits within the "Gaozi" chapters, whose framing debate concerns human nature (</w:t>
+      </w:r>
+      <w:r>
+        <w:rPr>
+          <w:rFonts w:ascii="Times New Roman" w:cs="Times New Roman" w:eastAsia="Times New Roman" w:hAnsi="Times New Roman"/>
+          <w:i/>
+          <w:iCs/>
+          <w:sz w:val="20"/>
+          <w:szCs w:val="20"/>
+        </w:rPr>
+        <w:t xml:space="preserve">xing</w:t>
+      </w:r>
+      <w:r>
+        <w:rPr>
+          <w:rFonts w:ascii="Times New Roman" w:eastAsia="Noto Sans CJK SC" w:hAnsi="Times New Roman"/>
+          <w:sz w:val="20"/>
+          <w:szCs w:val="20"/>
+        </w:rPr>
+        <w:t xml:space="preserve"> 性</w:t>
+      </w:r>
+      <w:r>
+        <w:rPr>
+          <w:rFonts w:ascii="Times New Roman" w:cs="Times New Roman" w:eastAsia="Times New Roman" w:hAnsi="Times New Roman"/>
+          <w:sz w:val="20"/>
+          <w:szCs w:val="20"/>
+        </w:rPr>
+        <w:t xml:space="preserve">). On the Mencian arguments about </w:t>
+      </w:r>
+      <w:r>
+        <w:rPr>
+          <w:rFonts w:ascii="Times New Roman" w:cs="Times New Roman" w:eastAsia="Times New Roman" w:hAnsi="Times New Roman"/>
+          <w:i/>
+          <w:iCs/>
+          <w:sz w:val="20"/>
+          <w:szCs w:val="20"/>
+        </w:rPr>
+        <w:t xml:space="preserve">xing</w:t>
+      </w:r>
+      <w:r>
+        <w:rPr>
+          <w:rFonts w:ascii="Times New Roman" w:cs="Times New Roman" w:eastAsia="Times New Roman" w:hAnsi="Times New Roman"/>
+          <w:sz w:val="20"/>
+          <w:szCs w:val="20"/>
+        </w:rPr>
+        <w:t xml:space="preserve">, see Irene Bloom, "Mencian Arguments on Human Nature (Jen-hsing)," </w:t>
+      </w:r>
+      <w:r>
+        <w:rPr>
+          <w:rFonts w:ascii="Times New Roman" w:cs="Times New Roman" w:eastAsia="Times New Roman" w:hAnsi="Times New Roman"/>
+          <w:i/>
+          <w:iCs/>
+          <w:sz w:val="20"/>
+          <w:szCs w:val="20"/>
+        </w:rPr>
+        <w:t xml:space="preserve">Philosophy East and West</w:t>
+      </w:r>
+      <w:r>
+        <w:rPr>
+          <w:rFonts w:ascii="Times New Roman" w:cs="Times New Roman" w:eastAsia="Times New Roman" w:hAnsi="Times New Roman"/>
+          <w:sz w:val="20"/>
+          <w:szCs w:val="20"/>
+        </w:rPr>
+        <w:t xml:space="preserve"> 44, no. 1 (1994): 19–53; for the classical commentarial reading, see Zhu Xi, </w:t>
+      </w:r>
+      <w:r>
+        <w:rPr>
+          <w:rFonts w:ascii="Times New Roman" w:cs="Times New Roman" w:eastAsia="Times New Roman" w:hAnsi="Times New Roman"/>
+          <w:i/>
+          <w:iCs/>
+          <w:sz w:val="20"/>
+          <w:szCs w:val="20"/>
+        </w:rPr>
+        <w:t xml:space="preserve">Sishu zhangju jizhu</w:t>
+      </w:r>
+      <w:r>
+        <w:rPr>
+          <w:rFonts w:ascii="Times New Roman" w:eastAsia="Noto Sans CJK SC" w:hAnsi="Times New Roman"/>
+          <w:sz w:val="20"/>
+          <w:szCs w:val="20"/>
+        </w:rPr>
+        <w:t xml:space="preserve"> 四書章句集注</w:t>
+      </w:r>
+      <w:r>
+        <w:rPr>
+          <w:rFonts w:ascii="Times New Roman" w:cs="Times New Roman" w:eastAsia="Times New Roman" w:hAnsi="Times New Roman"/>
+          <w:sz w:val="20"/>
+          <w:szCs w:val="20"/>
+        </w:rPr>
+        <w:t xml:space="preserve"> (Beijing: Zhonghua shuju, 1983).</w:t>
+      </w:r>
+    </w:p>
+  </w:footnote>
+  <w:footnote w:id="20">
+    <w:p>
+      <w:pPr>
+        <w:spacing w:line="240"/>
+        <w:ind w:left="360" w:hanging="360"/>
+      </w:pPr>
+      <w:r>
+        <w:rPr>
+          <w:rStyle w:val="FootnoteReference"/>
+        </w:rPr>
+        <w:footnoteRef/>
+      </w:r>
+      <w:r>
+        <w:rPr>
+          <w:rFonts w:ascii="Times New Roman" w:cs="Times New Roman" w:eastAsia="Times New Roman" w:hAnsi="Times New Roman"/>
+          <w:sz w:val="20"/>
+          <w:szCs w:val="20"/>
+        </w:rPr>
+        <w:t xml:space="preserve">The hardest Stoic case is Seneca, </w:t>
+      </w:r>
+      <w:r>
+        <w:rPr>
+          <w:rFonts w:ascii="Times New Roman" w:cs="Times New Roman" w:eastAsia="Times New Roman" w:hAnsi="Times New Roman"/>
+          <w:i/>
+          <w:iCs/>
+          <w:sz w:val="20"/>
+          <w:szCs w:val="20"/>
+        </w:rPr>
+        <w:t xml:space="preserve">De Providentia</w:t>
+      </w:r>
+      <w:r>
+        <w:rPr>
+          <w:rFonts w:ascii="Times New Roman" w:cs="Times New Roman" w:eastAsia="Times New Roman" w:hAnsi="Times New Roman"/>
+          <w:sz w:val="20"/>
+          <w:szCs w:val="20"/>
+        </w:rPr>
+        <w:t xml:space="preserve">, in </w:t>
+      </w:r>
+      <w:r>
+        <w:rPr>
+          <w:rFonts w:ascii="Times New Roman" w:cs="Times New Roman" w:eastAsia="Times New Roman" w:hAnsi="Times New Roman"/>
+          <w:i/>
+          <w:iCs/>
+          <w:sz w:val="20"/>
+          <w:szCs w:val="20"/>
+        </w:rPr>
+        <w:t xml:space="preserve">Moral Essays</w:t>
+      </w:r>
+      <w:r>
+        <w:rPr>
+          <w:rFonts w:ascii="Times New Roman" w:cs="Times New Roman" w:eastAsia="Times New Roman" w:hAnsi="Times New Roman"/>
+          <w:sz w:val="20"/>
+          <w:szCs w:val="20"/>
+        </w:rPr>
+        <w:t xml:space="preserve">, vol. 1, trans. John W. Basore, Loeb Classical Library (Cambridge, MA: Harvard University Press, 1928), where adversity is presented as the training and the proof of the good man.</w:t>
       </w:r>
     </w:p>
   </w:footnote>

--- a/job_mencius_paper_english_full.docx
+++ b/job_mencius_paper_english_full.docx
@@ -108,7 +108,7 @@
           <w:sz w:val="24"/>
           <w:szCs w:val="24"/>
         </w:rPr>
-        <w:t xml:space="preserve"> 6B15 (the fifteenth section of "Gaozi II") through cross-textual hermeneutics, arguing that the two texts generate not a synthesis but a productive tension over the role of suffering in moral formation. The most important precedent, Lee Yearley’s 1981 pairing of Job with Confucius, worked within an Aristotelian frame and concluded that virtue can be held independent of reward. I take three further steps: I replace that imported frame with Archie Lee’s cross-textual method, which lets each text argue in its own idiom; I substitute </w:t>
+        <w:t xml:space="preserve"> 6B15 (the fifteenth section of "Gaozi II") through cross-textual hermeneutics, arguing that the two texts generate not a synthesis but a productive tension over the role of suffering in moral formation. Although a mature literature now treats the problem of evil within classical Chinese philosophy, and comparative theology has refined its cross-textual methods, no sustained reading has yet set Job beside the </w:t>
       </w:r>
       <w:r>
         <w:rPr>
@@ -126,7 +126,25 @@
           <w:sz w:val="24"/>
           <w:szCs w:val="24"/>
         </w:rPr>
-        <w:t xml:space="preserve"> 6B15 for the </w:t>
+        <w:t xml:space="preserve"> on the question of how suffering forms character. This essay attempts that reading in three moves: it adopts Archie Lee’s cross-textual method, which lets each text argue in its own idiom; it takes </w:t>
+      </w:r>
+      <w:r>
+        <w:rPr>
+          <w:rFonts w:ascii="Times New Roman" w:cs="Times New Roman" w:eastAsia="Times New Roman" w:hAnsi="Times New Roman"/>
+          <w:i/>
+          <w:iCs/>
+          <w:sz w:val="24"/>
+          <w:szCs w:val="24"/>
+        </w:rPr>
+        <w:t xml:space="preserve">Mengzi</w:t>
+      </w:r>
+      <w:r>
+        <w:rPr>
+          <w:rFonts w:ascii="Times New Roman" w:cs="Times New Roman" w:eastAsia="Times New Roman" w:hAnsi="Times New Roman"/>
+          <w:sz w:val="24"/>
+          <w:szCs w:val="24"/>
+        </w:rPr>
+        <w:t xml:space="preserve"> 6B15, a passage far more explicit than the </w:t>
       </w:r>
       <w:r>
         <w:rPr>
@@ -144,7 +162,7 @@
           <w:sz w:val="24"/>
           <w:szCs w:val="24"/>
         </w:rPr>
-        <w:t xml:space="preserve">, a text far more explicit about the pedagogy of adversity; and I make Job 23:10 ("when he has tested me, I shall come out like gold," </w:t>
+        <w:t xml:space="preserve"> about the pedagogy of adversity, as the Confucian anchor; and it makes Job 23:10 ("when he has tested me, I shall come out like gold," </w:t>
       </w:r>
       <w:r>
         <w:rPr>
@@ -332,7 +350,7 @@
           <w:sz w:val="24"/>
           <w:szCs w:val="24"/>
         </w:rPr>
-        <w:t xml:space="preserve">The most important precedent is Lee Yearley’s "Job and Confucius," a genuinely pioneering piece.</w:t>
+        <w:t xml:space="preserve">Two bodies of scholarship bear directly on this project, yet they have not been brought into contact. On one side, a mature literature now examines the problem of evil and the moral operation of Heaven within classical Chinese philosophy itself, showing that early Confucian thought commands its own sophisticated resources for thinking about undeserved hardship.</w:t>
       </w:r>
       <w:r>
         <w:rPr>
@@ -346,43 +364,7 @@
           <w:sz w:val="24"/>
           <w:szCs w:val="24"/>
         </w:rPr>
-        <w:t xml:space="preserve"> Working with an Aristotelian account of the virtues, Yearley set Job’s protest beside sayings from the </w:t>
-      </w:r>
-      <w:r>
-        <w:rPr>
-          <w:rFonts w:ascii="Times New Roman" w:cs="Times New Roman" w:eastAsia="Times New Roman" w:hAnsi="Times New Roman"/>
-          <w:i/>
-          <w:iCs/>
-          <w:sz w:val="24"/>
-          <w:szCs w:val="24"/>
-        </w:rPr>
-        <w:t xml:space="preserve">Analects</w:t>
-      </w:r>
-      <w:r>
-        <w:rPr>
-          <w:rFonts w:ascii="Times New Roman" w:cs="Times New Roman" w:eastAsia="Times New Roman" w:hAnsi="Times New Roman"/>
-          <w:sz w:val="24"/>
-          <w:szCs w:val="24"/>
-        </w:rPr>
-        <w:t xml:space="preserve"> in which Confucius treats virtue as something held apart from any external payoff, and concluded that both traditions recognize a goodness that does not require the prop of reward. The insight still holds. But Yearley’s study labors under three limitations that the present essay is designed to address. The Aristotelian apparatus is a third term imposed from outside, not a category that either tradition generates from within. His Confucian text is the </w:t>
-      </w:r>
-      <w:r>
-        <w:rPr>
-          <w:rFonts w:ascii="Times New Roman" w:cs="Times New Roman" w:eastAsia="Times New Roman" w:hAnsi="Times New Roman"/>
-          <w:i/>
-          <w:iCs/>
-          <w:sz w:val="24"/>
-          <w:szCs w:val="24"/>
-        </w:rPr>
-        <w:t xml:space="preserve">Analects</w:t>
-      </w:r>
-      <w:r>
-        <w:rPr>
-          <w:rFonts w:ascii="Times New Roman" w:cs="Times New Roman" w:eastAsia="Times New Roman" w:hAnsi="Times New Roman"/>
-          <w:sz w:val="24"/>
-          <w:szCs w:val="24"/>
-        </w:rPr>
-        <w:t xml:space="preserve"> rather than the </w:t>
+        <w:t xml:space="preserve"> On the other, comparative theology and cross-textual hermeneutics have matured into disciplined methods for reading scriptures across traditions without dissolving one into another. What neither body of work has yet attempted is a sustained encounter between the book of Job and the </w:t>
       </w:r>
       <w:r>
         <w:rPr>
@@ -400,7 +382,7 @@
           <w:sz w:val="24"/>
           <w:szCs w:val="24"/>
         </w:rPr>
-        <w:t xml:space="preserve">, so that Mencius’s far more systematic and explicit account of the purpose of suffering never comes into view. And his comparison never reaches the mechanical question that animates this essay: </w:t>
+        <w:t xml:space="preserve"> on the precise question that animates this essay—not whether suffering is just, but </w:t>
       </w:r>
       <w:r>
         <w:rPr>
@@ -418,7 +400,7 @@
           <w:sz w:val="24"/>
           <w:szCs w:val="24"/>
         </w:rPr>
-        <w:t xml:space="preserve">, concretely, does suffering shape character?</w:t>
+        <w:t xml:space="preserve">, concretely, suffering forms moral character. That is the gap this essay sets out to fill.</w:t>
       </w:r>
     </w:p>
     <w:p>
@@ -432,7 +414,7 @@
           <w:sz w:val="24"/>
           <w:szCs w:val="24"/>
         </w:rPr>
-        <w:t xml:space="preserve">I take up Yearley’s problem and try to carry it three steps further. First, I replace the Aristotelian frame with Archie C. C. Lee’s cross-textual hermeneutics, which permits the two texts to converse within their own logics and so avoids both syncretism and false equivalence.</w:t>
+        <w:t xml:space="preserve">The inquiry proceeds in three deliberate moves. First, I adopt Archie C. C. Lee’s cross-textual hermeneutics, which permits the two texts to converse within their own logics and so avoids both syncretism and false equivalence.</w:t>
       </w:r>
       <w:r>
         <w:rPr>
@@ -2901,7 +2883,7 @@
           <w:sz w:val="24"/>
           <w:szCs w:val="24"/>
         </w:rPr>
-        <w:t xml:space="preserve"> The cross-cultural hermeneutic adopted here keeps theodical discourse open precisely by refusing the closure of any single system: Job’s apophatic tension and Mengzi’s teleological clarity hold each other in check, yielding a theodical stance that is more honest, more complex, and more answerable to the actual experience of suffering. This stance is also pointedly distinct from Yearley’s comparative frame. Yearley demonstrated, within an Aristotelian apparatus, that virtue can be held independent of reward; but the apparatus was imported, not grown from within either tradition. By letting the two traditions converse within their own logics, the present reading discloses each tradition’s own native response to suffering—and the productive tension their juxtaposition generates—rather than a shared conclusion underwritten by an external framework.</w:t>
+        <w:t xml:space="preserve"> The cross-cultural hermeneutic adopted here keeps theodical discourse open precisely by refusing the closure of any single system: Job’s apophatic tension and Mengzi’s teleological clarity hold each other in check, yielding a theodical stance that is more honest, more complex, and more answerable to the actual experience of suffering. This stance is also pointedly distinct from comparative approaches that adjudicate suffering through an imported third framework—an Aristotelian account of the virtues, say—whose categories neither tradition generates from within. By letting the two traditions converse within their own logics, the present reading discloses each tradition’s own native response to suffering—and the productive tension their juxtaposition generates—rather than a shared conclusion underwritten by an external framework.</w:t>
       </w:r>
       <w:r>
         <w:rPr>
@@ -3120,6 +3102,72 @@
           <w:sz w:val="24"/>
           <w:szCs w:val="24"/>
         </w:rPr>
+        <w:t xml:space="preserve">Back, Youngsun. "Confucian Heaven (</w:t>
+      </w:r>
+      <w:r>
+        <w:rPr>
+          <w:rFonts w:ascii="Times New Roman" w:eastAsia="Noto Sans CJK SC" w:hAnsi="Times New Roman"/>
+          <w:sz w:val="24"/>
+          <w:szCs w:val="24"/>
+        </w:rPr>
+        <w:t xml:space="preserve">天</w:t>
+      </w:r>
+      <w:r>
+        <w:rPr>
+          <w:rFonts w:ascii="Times New Roman" w:cs="Times New Roman" w:eastAsia="Times New Roman" w:hAnsi="Times New Roman"/>
+          <w:sz w:val="24"/>
+          <w:szCs w:val="24"/>
+        </w:rPr>
+        <w:t xml:space="preserve"> </w:t>
+      </w:r>
+      <w:r>
+        <w:rPr>
+          <w:rFonts w:ascii="Times New Roman" w:cs="Times New Roman" w:eastAsia="Times New Roman" w:hAnsi="Times New Roman"/>
+          <w:i/>
+          <w:iCs/>
+          <w:sz w:val="24"/>
+          <w:szCs w:val="24"/>
+        </w:rPr>
+        <w:t xml:space="preserve">Tian</w:t>
+      </w:r>
+      <w:r>
+        <w:rPr>
+          <w:rFonts w:ascii="Times New Roman" w:cs="Times New Roman" w:eastAsia="Times New Roman" w:hAnsi="Times New Roman"/>
+          <w:sz w:val="24"/>
+          <w:szCs w:val="24"/>
+        </w:rPr>
+        <w:t xml:space="preserve">): Moral Economy and Contingency." </w:t>
+      </w:r>
+      <w:r>
+        <w:rPr>
+          <w:rFonts w:ascii="Times New Roman" w:cs="Times New Roman" w:eastAsia="Times New Roman" w:hAnsi="Times New Roman"/>
+          <w:i/>
+          <w:iCs/>
+          <w:sz w:val="24"/>
+          <w:szCs w:val="24"/>
+        </w:rPr>
+        <w:t xml:space="preserve">European Journal for Philosophy of Religion</w:t>
+      </w:r>
+      <w:r>
+        <w:rPr>
+          <w:rFonts w:ascii="Times New Roman" w:cs="Times New Roman" w:eastAsia="Times New Roman" w:hAnsi="Times New Roman"/>
+          <w:sz w:val="24"/>
+          <w:szCs w:val="24"/>
+        </w:rPr>
+        <w:t xml:space="preserve"> 8, no. 1 (2016): 51–77.</w:t>
+      </w:r>
+    </w:p>
+    <w:p>
+      <w:pPr>
+        <w:spacing w:line="480" w:lineRule="auto"/>
+        <w:ind w:left="720" w:hanging="720"/>
+      </w:pPr>
+      <w:r>
+        <w:rPr>
+          <w:rFonts w:ascii="Times New Roman" w:cs="Times New Roman" w:eastAsia="Times New Roman" w:hAnsi="Times New Roman"/>
+          <w:sz w:val="24"/>
+          <w:szCs w:val="24"/>
+        </w:rPr>
         <w:t xml:space="preserve">Bloom, Irene. "Mencian Arguments on Human Nature (Jen-hsing)." </w:t>
       </w:r>
       <w:r>
@@ -3152,25 +3200,25 @@
           <w:sz w:val="24"/>
           <w:szCs w:val="24"/>
         </w:rPr>
-        <w:t xml:space="preserve">Chan, Wing-tsit. </w:t>
-      </w:r>
-      <w:r>
-        <w:rPr>
-          <w:rFonts w:ascii="Times New Roman" w:cs="Times New Roman" w:eastAsia="Times New Roman" w:hAnsi="Times New Roman"/>
-          <w:i/>
-          <w:iCs/>
-          <w:sz w:val="24"/>
-          <w:szCs w:val="24"/>
-        </w:rPr>
-        <w:t xml:space="preserve">A Source Book in Chinese Philosophy</w:t>
-      </w:r>
-      <w:r>
-        <w:rPr>
-          <w:rFonts w:ascii="Times New Roman" w:cs="Times New Roman" w:eastAsia="Times New Roman" w:hAnsi="Times New Roman"/>
-          <w:sz w:val="24"/>
-          <w:szCs w:val="24"/>
-        </w:rPr>
-        <w:t xml:space="preserve">. Princeton: Princeton University Press, 1963.</w:t>
+        <w:t xml:space="preserve">Clines, David J. A. </w:t>
+      </w:r>
+      <w:r>
+        <w:rPr>
+          <w:rFonts w:ascii="Times New Roman" w:cs="Times New Roman" w:eastAsia="Times New Roman" w:hAnsi="Times New Roman"/>
+          <w:i/>
+          <w:iCs/>
+          <w:sz w:val="24"/>
+          <w:szCs w:val="24"/>
+        </w:rPr>
+        <w:t xml:space="preserve">Job 38–42</w:t>
+      </w:r>
+      <w:r>
+        <w:rPr>
+          <w:rFonts w:ascii="Times New Roman" w:cs="Times New Roman" w:eastAsia="Times New Roman" w:hAnsi="Times New Roman"/>
+          <w:sz w:val="24"/>
+          <w:szCs w:val="24"/>
+        </w:rPr>
+        <w:t xml:space="preserve">. Word Biblical Commentary 18B. Nashville: Thomas Nelson, 2011.</w:t>
       </w:r>
     </w:p>
     <w:p>
@@ -3184,25 +3232,25 @@
           <w:sz w:val="24"/>
           <w:szCs w:val="24"/>
         </w:rPr>
-        <w:t xml:space="preserve">Clines, David J. A. </w:t>
-      </w:r>
-      <w:r>
-        <w:rPr>
-          <w:rFonts w:ascii="Times New Roman" w:cs="Times New Roman" w:eastAsia="Times New Roman" w:hAnsi="Times New Roman"/>
-          <w:i/>
-          <w:iCs/>
-          <w:sz w:val="24"/>
-          <w:szCs w:val="24"/>
-        </w:rPr>
-        <w:t xml:space="preserve">Job 38–42</w:t>
-      </w:r>
-      <w:r>
-        <w:rPr>
-          <w:rFonts w:ascii="Times New Roman" w:cs="Times New Roman" w:eastAsia="Times New Roman" w:hAnsi="Times New Roman"/>
-          <w:sz w:val="24"/>
-          <w:szCs w:val="24"/>
-        </w:rPr>
-        <w:t xml:space="preserve">. Word Biblical Commentary 18B. Nashville: Thomas Nelson, 2011.</w:t>
+        <w:t xml:space="preserve">Clooney, Francis X. </w:t>
+      </w:r>
+      <w:r>
+        <w:rPr>
+          <w:rFonts w:ascii="Times New Roman" w:cs="Times New Roman" w:eastAsia="Times New Roman" w:hAnsi="Times New Roman"/>
+          <w:i/>
+          <w:iCs/>
+          <w:sz w:val="24"/>
+          <w:szCs w:val="24"/>
+        </w:rPr>
+        <w:t xml:space="preserve">Comparative Theology: Deep Learning Across Religious Borders</w:t>
+      </w:r>
+      <w:r>
+        <w:rPr>
+          <w:rFonts w:ascii="Times New Roman" w:cs="Times New Roman" w:eastAsia="Times New Roman" w:hAnsi="Times New Roman"/>
+          <w:sz w:val="24"/>
+          <w:szCs w:val="24"/>
+        </w:rPr>
+        <w:t xml:space="preserve">. Malden, MA: Wiley-Blackwell, 2010.</w:t>
       </w:r>
     </w:p>
     <w:p>
@@ -3216,25 +3264,25 @@
           <w:sz w:val="24"/>
           <w:szCs w:val="24"/>
         </w:rPr>
-        <w:t xml:space="preserve">Clooney, Francis X. </w:t>
-      </w:r>
-      <w:r>
-        <w:rPr>
-          <w:rFonts w:ascii="Times New Roman" w:cs="Times New Roman" w:eastAsia="Times New Roman" w:hAnsi="Times New Roman"/>
-          <w:i/>
-          <w:iCs/>
-          <w:sz w:val="24"/>
-          <w:szCs w:val="24"/>
-        </w:rPr>
-        <w:t xml:space="preserve">Comparative Theology: Deep Learning Across Religious Borders</w:t>
-      </w:r>
-      <w:r>
-        <w:rPr>
-          <w:rFonts w:ascii="Times New Roman" w:cs="Times New Roman" w:eastAsia="Times New Roman" w:hAnsi="Times New Roman"/>
-          <w:sz w:val="24"/>
-          <w:szCs w:val="24"/>
-        </w:rPr>
-        <w:t xml:space="preserve">. Malden, MA: Wiley-Blackwell, 2010.</w:t>
+        <w:t xml:space="preserve">Graham, A. C. </w:t>
+      </w:r>
+      <w:r>
+        <w:rPr>
+          <w:rFonts w:ascii="Times New Roman" w:cs="Times New Roman" w:eastAsia="Times New Roman" w:hAnsi="Times New Roman"/>
+          <w:i/>
+          <w:iCs/>
+          <w:sz w:val="24"/>
+          <w:szCs w:val="24"/>
+        </w:rPr>
+        <w:t xml:space="preserve">Disputers of the Tao: Philosophical Argument in Ancient China</w:t>
+      </w:r>
+      <w:r>
+        <w:rPr>
+          <w:rFonts w:ascii="Times New Roman" w:cs="Times New Roman" w:eastAsia="Times New Roman" w:hAnsi="Times New Roman"/>
+          <w:sz w:val="24"/>
+          <w:szCs w:val="24"/>
+        </w:rPr>
+        <w:t xml:space="preserve">. La Salle, IL: Open Court, 1989.</w:t>
       </w:r>
     </w:p>
     <w:p>
@@ -3248,25 +3296,25 @@
           <w:sz w:val="24"/>
           <w:szCs w:val="24"/>
         </w:rPr>
-        <w:t xml:space="preserve">Graham, A. C. </w:t>
-      </w:r>
-      <w:r>
-        <w:rPr>
-          <w:rFonts w:ascii="Times New Roman" w:cs="Times New Roman" w:eastAsia="Times New Roman" w:hAnsi="Times New Roman"/>
-          <w:i/>
-          <w:iCs/>
-          <w:sz w:val="24"/>
-          <w:szCs w:val="24"/>
-        </w:rPr>
-        <w:t xml:space="preserve">Disputers of the Tao: Philosophical Argument in Ancient China</w:t>
-      </w:r>
-      <w:r>
-        <w:rPr>
-          <w:rFonts w:ascii="Times New Roman" w:cs="Times New Roman" w:eastAsia="Times New Roman" w:hAnsi="Times New Roman"/>
-          <w:sz w:val="24"/>
-          <w:szCs w:val="24"/>
-        </w:rPr>
-        <w:t xml:space="preserve">. La Salle, IL: Open Court, 1989.</w:t>
+        <w:t xml:space="preserve">Habel, Norman C. </w:t>
+      </w:r>
+      <w:r>
+        <w:rPr>
+          <w:rFonts w:ascii="Times New Roman" w:cs="Times New Roman" w:eastAsia="Times New Roman" w:hAnsi="Times New Roman"/>
+          <w:i/>
+          <w:iCs/>
+          <w:sz w:val="24"/>
+          <w:szCs w:val="24"/>
+        </w:rPr>
+        <w:t xml:space="preserve">The Book of Job: A Commentary</w:t>
+      </w:r>
+      <w:r>
+        <w:rPr>
+          <w:rFonts w:ascii="Times New Roman" w:cs="Times New Roman" w:eastAsia="Times New Roman" w:hAnsi="Times New Roman"/>
+          <w:sz w:val="24"/>
+          <w:szCs w:val="24"/>
+        </w:rPr>
+        <w:t xml:space="preserve">. Old Testament Library. Philadelphia: Westminster, 1985.</w:t>
       </w:r>
     </w:p>
     <w:p>
@@ -3280,25 +3328,25 @@
           <w:sz w:val="24"/>
           <w:szCs w:val="24"/>
         </w:rPr>
-        <w:t xml:space="preserve">Habel, Norman C. </w:t>
-      </w:r>
-      <w:r>
-        <w:rPr>
-          <w:rFonts w:ascii="Times New Roman" w:cs="Times New Roman" w:eastAsia="Times New Roman" w:hAnsi="Times New Roman"/>
-          <w:i/>
-          <w:iCs/>
-          <w:sz w:val="24"/>
-          <w:szCs w:val="24"/>
-        </w:rPr>
-        <w:t xml:space="preserve">The Book of Job: A Commentary</w:t>
-      </w:r>
-      <w:r>
-        <w:rPr>
-          <w:rFonts w:ascii="Times New Roman" w:cs="Times New Roman" w:eastAsia="Times New Roman" w:hAnsi="Times New Roman"/>
-          <w:sz w:val="24"/>
-          <w:szCs w:val="24"/>
-        </w:rPr>
-        <w:t xml:space="preserve">. Old Testament Library. Philadelphia: Westminster, 1985.</w:t>
+        <w:t xml:space="preserve">Ing, Michael D. K. </w:t>
+      </w:r>
+      <w:r>
+        <w:rPr>
+          <w:rFonts w:ascii="Times New Roman" w:cs="Times New Roman" w:eastAsia="Times New Roman" w:hAnsi="Times New Roman"/>
+          <w:i/>
+          <w:iCs/>
+          <w:sz w:val="24"/>
+          <w:szCs w:val="24"/>
+        </w:rPr>
+        <w:t xml:space="preserve">The Vulnerability of Integrity in Early Confucian Thought</w:t>
+      </w:r>
+      <w:r>
+        <w:rPr>
+          <w:rFonts w:ascii="Times New Roman" w:cs="Times New Roman" w:eastAsia="Times New Roman" w:hAnsi="Times New Roman"/>
+          <w:sz w:val="24"/>
+          <w:szCs w:val="24"/>
+        </w:rPr>
+        <w:t xml:space="preserve">. New York: Oxford University Press, 2017.</w:t>
       </w:r>
     </w:p>
     <w:p>
@@ -3440,6 +3488,38 @@
           <w:sz w:val="24"/>
           <w:szCs w:val="24"/>
         </w:rPr>
+        <w:t xml:space="preserve">Perkins, Franklin. </w:t>
+      </w:r>
+      <w:r>
+        <w:rPr>
+          <w:rFonts w:ascii="Times New Roman" w:cs="Times New Roman" w:eastAsia="Times New Roman" w:hAnsi="Times New Roman"/>
+          <w:i/>
+          <w:iCs/>
+          <w:sz w:val="24"/>
+          <w:szCs w:val="24"/>
+        </w:rPr>
+        <w:t xml:space="preserve">Heaven and Earth Are Not Humane: The Problem of Evil in Classical Chinese Philosophy</w:t>
+      </w:r>
+      <w:r>
+        <w:rPr>
+          <w:rFonts w:ascii="Times New Roman" w:cs="Times New Roman" w:eastAsia="Times New Roman" w:hAnsi="Times New Roman"/>
+          <w:sz w:val="24"/>
+          <w:szCs w:val="24"/>
+        </w:rPr>
+        <w:t xml:space="preserve">. Bloomington: Indiana University Press, 2014.</w:t>
+      </w:r>
+    </w:p>
+    <w:p>
+      <w:pPr>
+        <w:spacing w:line="480" w:lineRule="auto"/>
+        <w:ind w:left="720" w:hanging="720"/>
+      </w:pPr>
+      <w:r>
+        <w:rPr>
+          <w:rFonts w:ascii="Times New Roman" w:cs="Times New Roman" w:eastAsia="Times New Roman" w:hAnsi="Times New Roman"/>
+          <w:sz w:val="24"/>
+          <w:szCs w:val="24"/>
+        </w:rPr>
         <w:t xml:space="preserve">Seneca, Lucius Annaeus. </w:t>
       </w:r>
       <w:r>
@@ -3637,38 +3717,6 @@
           <w:szCs w:val="24"/>
         </w:rPr>
         <w:t xml:space="preserve">. Indianapolis: Hackett, 2008.</w:t>
-      </w:r>
-    </w:p>
-    <w:p>
-      <w:pPr>
-        <w:spacing w:line="480" w:lineRule="auto"/>
-        <w:ind w:left="720" w:hanging="720"/>
-      </w:pPr>
-      <w:r>
-        <w:rPr>
-          <w:rFonts w:ascii="Times New Roman" w:cs="Times New Roman" w:eastAsia="Times New Roman" w:hAnsi="Times New Roman"/>
-          <w:sz w:val="24"/>
-          <w:szCs w:val="24"/>
-        </w:rPr>
-        <w:t xml:space="preserve">Yearley, Lee H. "Job and Confucius." </w:t>
-      </w:r>
-      <w:r>
-        <w:rPr>
-          <w:rFonts w:ascii="Times New Roman" w:cs="Times New Roman" w:eastAsia="Times New Roman" w:hAnsi="Times New Roman"/>
-          <w:i/>
-          <w:iCs/>
-          <w:sz w:val="24"/>
-          <w:szCs w:val="24"/>
-        </w:rPr>
-        <w:t xml:space="preserve">Journal of Religious Ethics</w:t>
-      </w:r>
-      <w:r>
-        <w:rPr>
-          <w:rFonts w:ascii="Times New Roman" w:cs="Times New Roman" w:eastAsia="Times New Roman" w:hAnsi="Times New Roman"/>
-          <w:sz w:val="24"/>
-          <w:szCs w:val="24"/>
-        </w:rPr>
-        <w:t xml:space="preserve"> 9, no. 1 (1981): 107–22.</w:t>
       </w:r>
     </w:p>
     <w:p>
@@ -3862,61 +3910,95 @@
           <w:sz w:val="20"/>
           <w:szCs w:val="20"/>
         </w:rPr>
-        <w:t xml:space="preserve">Lee H. Yearley, "Job and Confucius," </w:t>
-      </w:r>
-      <w:r>
-        <w:rPr>
-          <w:rFonts w:ascii="Times New Roman" w:cs="Times New Roman" w:eastAsia="Times New Roman" w:hAnsi="Times New Roman"/>
-          <w:i/>
-          <w:iCs/>
-          <w:sz w:val="20"/>
-          <w:szCs w:val="20"/>
-        </w:rPr>
-        <w:t xml:space="preserve">Journal of Religious Ethics</w:t>
-      </w:r>
-      <w:r>
-        <w:rPr>
-          <w:rFonts w:ascii="Times New Roman" w:cs="Times New Roman" w:eastAsia="Times New Roman" w:hAnsi="Times New Roman"/>
-          <w:sz w:val="20"/>
-          <w:szCs w:val="20"/>
-        </w:rPr>
-        <w:t xml:space="preserve"> 9, no. 1 (1981): 107–22. Yearley pairs Job with the </w:t>
-      </w:r>
-      <w:r>
-        <w:rPr>
-          <w:rFonts w:ascii="Times New Roman" w:cs="Times New Roman" w:eastAsia="Times New Roman" w:hAnsi="Times New Roman"/>
-          <w:i/>
-          <w:iCs/>
-          <w:sz w:val="20"/>
-          <w:szCs w:val="20"/>
-        </w:rPr>
-        <w:t xml:space="preserve">Analects</w:t>
-      </w:r>
-      <w:r>
-        <w:rPr>
-          <w:rFonts w:ascii="Times New Roman" w:cs="Times New Roman" w:eastAsia="Times New Roman" w:hAnsi="Times New Roman"/>
-          <w:sz w:val="20"/>
-          <w:szCs w:val="20"/>
-        </w:rPr>
-        <w:t xml:space="preserve"> rather than the </w:t>
-      </w:r>
-      <w:r>
-        <w:rPr>
-          <w:rFonts w:ascii="Times New Roman" w:cs="Times New Roman" w:eastAsia="Times New Roman" w:hAnsi="Times New Roman"/>
-          <w:i/>
-          <w:iCs/>
-          <w:sz w:val="20"/>
-          <w:szCs w:val="20"/>
-        </w:rPr>
-        <w:t xml:space="preserve">Mengzi</w:t>
-      </w:r>
-      <w:r>
-        <w:rPr>
-          <w:rFonts w:ascii="Times New Roman" w:cs="Times New Roman" w:eastAsia="Times New Roman" w:hAnsi="Times New Roman"/>
-          <w:sz w:val="20"/>
-          <w:szCs w:val="20"/>
-        </w:rPr>
-        <w:t xml:space="preserve">, and reads both through an Aristotelian lens.</w:t>
+        <w:t xml:space="preserve">On the problem of evil and the moral operation of Heaven in classical Chinese thought, see Franklin Perkins, </w:t>
+      </w:r>
+      <w:r>
+        <w:rPr>
+          <w:rFonts w:ascii="Times New Roman" w:cs="Times New Roman" w:eastAsia="Times New Roman" w:hAnsi="Times New Roman"/>
+          <w:i/>
+          <w:iCs/>
+          <w:sz w:val="20"/>
+          <w:szCs w:val="20"/>
+        </w:rPr>
+        <w:t xml:space="preserve">Heaven and Earth Are Not Humane: The Problem of Evil in Classical Chinese Philosophy</w:t>
+      </w:r>
+      <w:r>
+        <w:rPr>
+          <w:rFonts w:ascii="Times New Roman" w:cs="Times New Roman" w:eastAsia="Times New Roman" w:hAnsi="Times New Roman"/>
+          <w:sz w:val="20"/>
+          <w:szCs w:val="20"/>
+        </w:rPr>
+        <w:t xml:space="preserve"> (Bloomington: Indiana University Press, 2014); and Youngsun Back, "Confucian Heaven (</w:t>
+      </w:r>
+      <w:r>
+        <w:rPr>
+          <w:rFonts w:ascii="Times New Roman" w:eastAsia="Noto Sans CJK SC" w:hAnsi="Times New Roman"/>
+          <w:sz w:val="20"/>
+          <w:szCs w:val="20"/>
+        </w:rPr>
+        <w:t xml:space="preserve">天</w:t>
+      </w:r>
+      <w:r>
+        <w:rPr>
+          <w:rFonts w:ascii="Times New Roman" w:cs="Times New Roman" w:eastAsia="Times New Roman" w:hAnsi="Times New Roman"/>
+          <w:sz w:val="20"/>
+          <w:szCs w:val="20"/>
+        </w:rPr>
+        <w:t xml:space="preserve"> </w:t>
+      </w:r>
+      <w:r>
+        <w:rPr>
+          <w:rFonts w:ascii="Times New Roman" w:cs="Times New Roman" w:eastAsia="Times New Roman" w:hAnsi="Times New Roman"/>
+          <w:i/>
+          <w:iCs/>
+          <w:sz w:val="20"/>
+          <w:szCs w:val="20"/>
+        </w:rPr>
+        <w:t xml:space="preserve">Tian</w:t>
+      </w:r>
+      <w:r>
+        <w:rPr>
+          <w:rFonts w:ascii="Times New Roman" w:cs="Times New Roman" w:eastAsia="Times New Roman" w:hAnsi="Times New Roman"/>
+          <w:sz w:val="20"/>
+          <w:szCs w:val="20"/>
+        </w:rPr>
+        <w:t xml:space="preserve">): Moral Economy and Contingency," </w:t>
+      </w:r>
+      <w:r>
+        <w:rPr>
+          <w:rFonts w:ascii="Times New Roman" w:cs="Times New Roman" w:eastAsia="Times New Roman" w:hAnsi="Times New Roman"/>
+          <w:i/>
+          <w:iCs/>
+          <w:sz w:val="20"/>
+          <w:szCs w:val="20"/>
+        </w:rPr>
+        <w:t xml:space="preserve">European Journal for Philosophy of Religion</w:t>
+      </w:r>
+      <w:r>
+        <w:rPr>
+          <w:rFonts w:ascii="Times New Roman" w:cs="Times New Roman" w:eastAsia="Times New Roman" w:hAnsi="Times New Roman"/>
+          <w:sz w:val="20"/>
+          <w:szCs w:val="20"/>
+        </w:rPr>
+        <w:t xml:space="preserve"> 8, no. 1 (2016): 51–77. On the vulnerability of moral integrity to circumstance in early Confucian thought, see Michael D. K. Ing, </w:t>
+      </w:r>
+      <w:r>
+        <w:rPr>
+          <w:rFonts w:ascii="Times New Roman" w:cs="Times New Roman" w:eastAsia="Times New Roman" w:hAnsi="Times New Roman"/>
+          <w:i/>
+          <w:iCs/>
+          <w:sz w:val="20"/>
+          <w:szCs w:val="20"/>
+        </w:rPr>
+        <w:t xml:space="preserve">The Vulnerability of Integrity in Early Confucian Thought</w:t>
+      </w:r>
+      <w:r>
+        <w:rPr>
+          <w:rFonts w:ascii="Times New Roman" w:cs="Times New Roman" w:eastAsia="Times New Roman" w:hAnsi="Times New Roman"/>
+          <w:sz w:val="20"/>
+          <w:szCs w:val="20"/>
+        </w:rPr>
+        <w:t xml:space="preserve"> (New York: Oxford University Press, 2017). None of these studies sets the Confucian material beside the book of Job.</w:t>
       </w:r>
     </w:p>
   </w:footnote>

--- a/job_mencius_paper_english_full.docx
+++ b/job_mencius_paper_english_full.docx
@@ -178,7 +178,7 @@
           <w:sz w:val="24"/>
           <w:szCs w:val="24"/>
         </w:rPr>
-        <w:t xml:space="preserve">) the hinge of the argument. Read with Mencian eyes, Job’s metallurgical image betrays a teleological instinct that Greco-Roman frameworks—Stoic endurance, Platonic ascent, Leibnizian optimism—have tended to obscure. The structural parallel between </w:t>
+        <w:t xml:space="preserve">) the hinge of the argument. Read with Mencian eyes, Job’s metallurgical image betrays a teleological instinct that the dominant Western philosophical frames—Stoic endurance, Platonic ascent, Leibnizian optimism—are not well equipped to describe. The structural parallel between </w:t>
       </w:r>
       <w:r>
         <w:rPr>
@@ -464,7 +464,7 @@
           <w:sz w:val="24"/>
           <w:szCs w:val="24"/>
         </w:rPr>
-        <w:t xml:space="preserve"> never musters. Third, I make Job 23:10 the demonstration text, and argue that when it is read with Mencian eyes a teleological instinct surfaces in it—an instinct that the Stoic, Platonic, and Leibnizian frameworks of the Western reception have, in their several ways, systematically obscured.</w:t>
+        <w:t xml:space="preserve"> never musters. Third, I make Job 23:10 the demonstration text, and argue that when it is read with Mencian eyes a teleological instinct surfaces in it—an instinct that the Stoic, Platonic, and Leibnizian frames through which the verse has most often been read are, in their several ways, ill-equipped to describe, and so tend to leave under-articulated.</w:t>
       </w:r>
     </w:p>
     <w:p>
@@ -684,6 +684,88 @@
           <w:sz w:val="24"/>
           <w:szCs w:val="24"/>
         </w:rPr>
+        <w:t xml:space="preserve">One objection must be met before the comparison can proceed at all. Franklin Perkins has argued that classical Chinese philosophy does not, on the whole, pose suffering as a "problem of evil" in the sense the monotheistic traditions know, precisely because its Heaven is not a benevolent and omnipotent person whose goodness must be vindicated; where there is no such agent to exonerate, there is no theodicy in the strict sense to build.</w:t>
+      </w:r>
+      <w:r>
+        <w:rPr>
+          <w:rStyle w:val="FootnoteReference"/>
+        </w:rPr>
+        <w:footnoteReference w:id="21"/>
+      </w:r>
+      <w:r>
+        <w:rPr>
+          <w:rFonts w:ascii="Times New Roman" w:cs="Times New Roman" w:eastAsia="Times New Roman" w:hAnsi="Times New Roman"/>
+          <w:sz w:val="24"/>
+          <w:szCs w:val="24"/>
+        </w:rPr>
+        <w:t xml:space="preserve"> One might therefore worry that setting Job beside the </w:t>
+      </w:r>
+      <w:r>
+        <w:rPr>
+          <w:rFonts w:ascii="Times New Roman" w:cs="Times New Roman" w:eastAsia="Times New Roman" w:hAnsi="Times New Roman"/>
+          <w:i/>
+          <w:iCs/>
+          <w:sz w:val="24"/>
+          <w:szCs w:val="24"/>
+        </w:rPr>
+        <w:t xml:space="preserve">Mengzi</w:t>
+      </w:r>
+      <w:r>
+        <w:rPr>
+          <w:rFonts w:ascii="Times New Roman" w:cs="Times New Roman" w:eastAsia="Times New Roman" w:hAnsi="Times New Roman"/>
+          <w:sz w:val="24"/>
+          <w:szCs w:val="24"/>
+        </w:rPr>
+        <w:t xml:space="preserve"> commits a category mistake—measuring a tradition that has no problem of evil against one that is consumed by it. The objection sets the terms of the comparison rather than blocking it. The </w:t>
+      </w:r>
+      <w:r>
+        <w:rPr>
+          <w:rFonts w:ascii="Times New Roman" w:cs="Times New Roman" w:eastAsia="Times New Roman" w:hAnsi="Times New Roman"/>
+          <w:i/>
+          <w:iCs/>
+          <w:sz w:val="24"/>
+          <w:szCs w:val="24"/>
+        </w:rPr>
+        <w:t xml:space="preserve">tertium comparationis</w:t>
+      </w:r>
+      <w:r>
+        <w:rPr>
+          <w:rFonts w:ascii="Times New Roman" w:cs="Times New Roman" w:eastAsia="Times New Roman" w:hAnsi="Times New Roman"/>
+          <w:sz w:val="24"/>
+          <w:szCs w:val="24"/>
+        </w:rPr>
+        <w:t xml:space="preserve"> of this essay is deliberately not the justification of God but the narrower, genuinely shared question of suffering’s formative function: how a cosmic power, however it is conceived, acts in adversity to form moral character. Pitched there, the comparison does not require that the </w:t>
+      </w:r>
+      <w:r>
+        <w:rPr>
+          <w:rFonts w:ascii="Times New Roman" w:cs="Times New Roman" w:eastAsia="Times New Roman" w:hAnsi="Times New Roman"/>
+          <w:i/>
+          <w:iCs/>
+          <w:sz w:val="24"/>
+          <w:szCs w:val="24"/>
+        </w:rPr>
+        <w:t xml:space="preserve">Mengzi</w:t>
+      </w:r>
+      <w:r>
+        <w:rPr>
+          <w:rFonts w:ascii="Times New Roman" w:cs="Times New Roman" w:eastAsia="Times New Roman" w:hAnsi="Times New Roman"/>
+          <w:sz w:val="24"/>
+          <w:szCs w:val="24"/>
+        </w:rPr>
+        <w:t xml:space="preserve"> possess a problem of evil, only that it offer an account of what suffering does to the person who undergoes it—which 6B15 conspicuously supplies. Indeed the very contrast Perkins draws becomes one of this study’s data rather than an obstacle to it: that Job must defend a personal God while Mengzi need not is exactly the kind of non-reducible divergence the cross-textual method is built to preserve.</w:t>
+      </w:r>
+    </w:p>
+    <w:p>
+      <w:pPr>
+        <w:spacing w:line="480" w:lineRule="auto"/>
+        <w:ind w:firstLine="720"/>
+      </w:pPr>
+      <w:r>
+        <w:rPr>
+          <w:rFonts w:ascii="Times New Roman" w:cs="Times New Roman" w:eastAsia="Times New Roman" w:hAnsi="Times New Roman"/>
+          <w:sz w:val="24"/>
+          <w:szCs w:val="24"/>
+        </w:rPr>
         <w:t xml:space="preserve">A word on metaphysics is needed at the outset, since it governs everything that follows. I read the </w:t>
       </w:r>
       <w:r>
@@ -812,7 +894,75 @@
           <w:sz w:val="24"/>
           <w:szCs w:val="24"/>
         </w:rPr>
-        <w:t xml:space="preserve">The justification for reading the Hebrew Bible cross-culturally is straightforward. The Hebrew scriptures did not arise in a vacuum; they belong to the wider wisdom culture of the ancient Near East. And the East Asian classics participate, for their part, in moral inquiry that crosses cultural boundaries. To bring Confucian thought to bear on biblical interpretation is not to swap one imported framework for another but to expose dimensions that the inherited framework has kept in shadow—here, the teleological instinct in Job, long overshadowed by Stoic fortitude, Platonic purification, and the Leibnizian calculus of the best possible world.</w:t>
+        <w:t xml:space="preserve">The justification for reading the Hebrew Bible cross-culturally is straightforward. The Hebrew scriptures did not arise in a vacuum; they belong to the wider wisdom culture of the ancient Near East, within which the suffering of the righteous was already being turned over—most notably in the Mesopotamian compositions </w:t>
+      </w:r>
+      <w:r>
+        <w:rPr>
+          <w:rFonts w:ascii="Times New Roman" w:cs="Times New Roman" w:eastAsia="Times New Roman" w:hAnsi="Times New Roman"/>
+          <w:i/>
+          <w:iCs/>
+          <w:sz w:val="24"/>
+          <w:szCs w:val="24"/>
+        </w:rPr>
+        <w:t xml:space="preserve">Ludlul bēl nēmeqi</w:t>
+      </w:r>
+      <w:r>
+        <w:rPr>
+          <w:rFonts w:ascii="Times New Roman" w:cs="Times New Roman" w:eastAsia="Times New Roman" w:hAnsi="Times New Roman"/>
+          <w:sz w:val="24"/>
+          <w:szCs w:val="24"/>
+        </w:rPr>
+        <w:t xml:space="preserve"> and the so-called </w:t>
+      </w:r>
+      <w:r>
+        <w:rPr>
+          <w:rFonts w:ascii="Times New Roman" w:cs="Times New Roman" w:eastAsia="Times New Roman" w:hAnsi="Times New Roman"/>
+          <w:i/>
+          <w:iCs/>
+          <w:sz w:val="24"/>
+          <w:szCs w:val="24"/>
+        </w:rPr>
+        <w:t xml:space="preserve">Babylonian Theodicy</w:t>
+      </w:r>
+      <w:r>
+        <w:rPr>
+          <w:rFonts w:ascii="Times New Roman" w:cs="Times New Roman" w:eastAsia="Times New Roman" w:hAnsi="Times New Roman"/>
+          <w:sz w:val="24"/>
+          <w:szCs w:val="24"/>
+        </w:rPr>
+        <w:t xml:space="preserve">, the standard comparative analogues to Job.</w:t>
+      </w:r>
+      <w:r>
+        <w:rPr>
+          <w:rStyle w:val="FootnoteReference"/>
+        </w:rPr>
+        <w:footnoteReference w:id="23"/>
+      </w:r>
+      <w:r>
+        <w:rPr>
+          <w:rFonts w:ascii="Times New Roman" w:cs="Times New Roman" w:eastAsia="Times New Roman" w:hAnsi="Times New Roman"/>
+          <w:sz w:val="24"/>
+          <w:szCs w:val="24"/>
+        </w:rPr>
+        <w:t xml:space="preserve"> That Job invites comparison with other wisdom traditions is, then, hardly a novel proposal; the comparison with this Mesopotamian material is well worn. The novelty claimed here is correspondingly narrow and specific: not that Job may be read comparatively, but that it may be read beside the </w:t>
+      </w:r>
+      <w:r>
+        <w:rPr>
+          <w:rFonts w:ascii="Times New Roman" w:cs="Times New Roman" w:eastAsia="Times New Roman" w:hAnsi="Times New Roman"/>
+          <w:i/>
+          <w:iCs/>
+          <w:sz w:val="24"/>
+          <w:szCs w:val="24"/>
+        </w:rPr>
+        <w:t xml:space="preserve">Mengzi</w:t>
+      </w:r>
+      <w:r>
+        <w:rPr>
+          <w:rFonts w:ascii="Times New Roman" w:cs="Times New Roman" w:eastAsia="Times New Roman" w:hAnsi="Times New Roman"/>
+          <w:sz w:val="24"/>
+          <w:szCs w:val="24"/>
+        </w:rPr>
+        <w:t xml:space="preserve"> on the single question of how suffering forms moral character. The East Asian classics participate, for their part, in moral inquiry that crosses cultural boundaries. To bring Confucian thought to bear on biblical interpretation is not to swap one imported framework for another but to expose dimensions that the inherited frames are apt to leave under-described—here, the teleological instinct in Job, which the frames of Stoic fortitude, Platonic purification, and the Leibnizian calculus of the best possible world are not well suited to articulate.</w:t>
       </w:r>
     </w:p>
     <w:p>
@@ -1298,6 +1448,20 @@
     </w:p>
     <w:p>
       <w:pPr>
+        <w:spacing w:line="480" w:lineRule="auto"/>
+        <w:ind w:firstLine="720"/>
+      </w:pPr>
+      <w:r>
+        <w:rPr>
+          <w:rFonts w:ascii="Times New Roman" w:cs="Times New Roman" w:eastAsia="Times New Roman" w:hAnsi="Times New Roman"/>
+          <w:sz w:val="24"/>
+          <w:szCs w:val="24"/>
+        </w:rPr>
+        <w:t xml:space="preserve">The image, in any case, does not stand alone. The refining of metal as a figure for divine testing is a settled topos of the Hebrew Bible: "The crucible is for silver, and the furnace is for gold, but the LORD tests the heart" (Prov 17:3); the LORD "will sit as a refiner and purifier of silver" (Mal 3:3); "I will refine them as one refines silver, and test them as gold is tested" (Zech 13:9); "you have tried us as silver is tried" (Ps 66:10). Against this background Job 23:10 is not an isolated metaphor but a particular inflection of a shared scriptural grammar in which adversity assays and purifies what is already present. What distinguishes the Joban instance is its setting: the topos is voiced not as settled doctrine but from inside unresolved suffering, as the sufferer’s own hope rather than the narrator’s assurance.</w:t>
+      </w:r>
+    </w:p>
+    <w:p>
+      <w:pPr>
         <w:spacing w:after="0" w:before="240" w:line="480" w:lineRule="auto"/>
         <w:ind w:firstLine="0"/>
       </w:pPr>
@@ -1480,7 +1644,7 @@
           <w:sz w:val="24"/>
           <w:szCs w:val="24"/>
         </w:rPr>
-        <w:t xml:space="preserve">In 6B15 Mengzi lists six historical figures as evidence that Heaven shapes its sages through adversity: Shun (舜) arose from the fields; Fu Yue (傅说) was raised up from amid the building of walls; Jiao Ge (胶鬲) from amid fish and salt; Guan Yiwu (管夷吾, i.e., Guan Zhong) from the hands of his jailer; Sunshu Ao (孙叔敖) from the seacoast; and Boli Xi (百里奚) from the marketplace.</w:t>
+        <w:t xml:space="preserve">In 6B15 Mengzi lists six historical figures as evidence that Heaven shapes its sages through adversity: Shun (舜) arose from the fields; Fu Yue (傅說) was raised up from amid the building of walls; Jiao Ge (膠鬲) from amid fish and salt; Guan Yiwu (管夷吾, i.e., Guan Zhong) from the hands of his jailer; Sunshu Ao (孫叔敖) from the seacoast; and Boli Xi (百里奚) from the marketplace.</w:t>
       </w:r>
       <w:r>
         <w:rPr>
@@ -1632,7 +1796,7 @@
           <w:sz w:val="24"/>
           <w:szCs w:val="24"/>
         </w:rPr>
-        <w:t xml:space="preserve">, 劳其筋骨), and the thwarting of one’s plans of action (</w:t>
+        <w:t xml:space="preserve">, 勞其筋骨), and the thwarting of one’s plans of action (</w:t>
       </w:r>
       <w:r>
         <w:rPr>
@@ -1650,7 +1814,7 @@
           <w:sz w:val="24"/>
           <w:szCs w:val="24"/>
         </w:rPr>
-        <w:t xml:space="preserve">, 行拂乱其所为)—converge on a single end: to "stir the heart and steel the nature" (</w:t>
+        <w:t xml:space="preserve">, 行拂亂其所為)—converge on a single end: to "stir the heart and steel the nature" (</w:t>
       </w:r>
       <w:r>
         <w:rPr>
@@ -1668,7 +1832,7 @@
           <w:sz w:val="24"/>
           <w:szCs w:val="24"/>
         </w:rPr>
-        <w:t xml:space="preserve">, 动心忍性), rousing inner moral strength and supplying the capacities not yet fully formed. Adversity here is not an incidental wound but a curriculum Heaven has designed.</w:t>
+        <w:t xml:space="preserve">, 動心忍性), rousing inner moral strength and supplying the capacities not yet fully formed. Adversity here is not an incidental wound but a curriculum Heaven has designed.</w:t>
       </w:r>
     </w:p>
     <w:p>
@@ -1736,7 +1900,7 @@
           <w:sz w:val="24"/>
           <w:szCs w:val="24"/>
         </w:rPr>
-        <w:t xml:space="preserve"> 义), the heart of deference (the sprout of propriety, </w:t>
+        <w:t xml:space="preserve"> 義), the heart of deference (the sprout of propriety, </w:t>
       </w:r>
       <w:r>
         <w:rPr>
@@ -1754,7 +1918,7 @@
           <w:sz w:val="24"/>
           <w:szCs w:val="24"/>
         </w:rPr>
-        <w:t xml:space="preserve"> 礼), and the heart of approving and disapproving (the sprout of wisdom, </w:t>
+        <w:t xml:space="preserve"> 禮), and the heart of approving and disapproving (the sprout of wisdom, </w:t>
       </w:r>
       <w:r>
         <w:rPr>
@@ -2013,6 +2177,88 @@
           <w:sz w:val="24"/>
           <w:szCs w:val="24"/>
         </w:rPr>
+        <w:t xml:space="preserve">The textual ground for this reading—and the reason the status of </w:t>
+      </w:r>
+      <w:r>
+        <w:rPr>
+          <w:rFonts w:ascii="Times New Roman" w:cs="Times New Roman" w:eastAsia="Times New Roman" w:hAnsi="Times New Roman"/>
+          <w:i/>
+          <w:iCs/>
+          <w:sz w:val="24"/>
+          <w:szCs w:val="24"/>
+        </w:rPr>
+        <w:t xml:space="preserve">tian</w:t>
+      </w:r>
+      <w:r>
+        <w:rPr>
+          <w:rFonts w:ascii="Times New Roman" w:cs="Times New Roman" w:eastAsia="Times New Roman" w:hAnsi="Times New Roman"/>
+          <w:sz w:val="24"/>
+          <w:szCs w:val="24"/>
+        </w:rPr>
+        <w:t xml:space="preserve"> remains contested—lies in passages such as </w:t>
+      </w:r>
+      <w:r>
+        <w:rPr>
+          <w:rFonts w:ascii="Times New Roman" w:cs="Times New Roman" w:eastAsia="Times New Roman" w:hAnsi="Times New Roman"/>
+          <w:i/>
+          <w:iCs/>
+          <w:sz w:val="24"/>
+          <w:szCs w:val="24"/>
+        </w:rPr>
+        <w:t xml:space="preserve">Mengzi</w:t>
+      </w:r>
+      <w:r>
+        <w:rPr>
+          <w:rFonts w:ascii="Times New Roman" w:cs="Times New Roman" w:eastAsia="Times New Roman" w:hAnsi="Times New Roman"/>
+          <w:sz w:val="24"/>
+          <w:szCs w:val="24"/>
+        </w:rPr>
+        <w:t xml:space="preserve"> 5A5–6. There Mengzi denies that Yao could simply hand the empire to Shun and insists instead that "Heaven gave it to him"; pressed on how, he answers that "Heaven does not speak—it shows by deeds and affairs," and that what comes about though no one brings it about is the work of Heaven.</w:t>
+      </w:r>
+      <w:r>
+        <w:rPr>
+          <w:rStyle w:val="FootnoteReference"/>
+        </w:rPr>
+        <w:footnoteReference w:id="22"/>
+      </w:r>
+      <w:r>
+        <w:rPr>
+          <w:rFonts w:ascii="Times New Roman" w:cs="Times New Roman" w:eastAsia="Times New Roman" w:hAnsi="Times New Roman"/>
+          <w:sz w:val="24"/>
+          <w:szCs w:val="24"/>
+        </w:rPr>
+        <w:t xml:space="preserve"> The passage holds together two things that later readers have found hard to keep in balance. On one side, Heaven has a determinate will: it confers, withholds, and decrees. On the other, it exercises that will through the unforced course of events and the people’s acceptance rather than through speech or visible intervention. This is why the reading of </w:t>
+      </w:r>
+      <w:r>
+        <w:rPr>
+          <w:rFonts w:ascii="Times New Roman" w:cs="Times New Roman" w:eastAsia="Times New Roman" w:hAnsi="Times New Roman"/>
+          <w:i/>
+          <w:iCs/>
+          <w:sz w:val="24"/>
+          <w:szCs w:val="24"/>
+        </w:rPr>
+        <w:t xml:space="preserve">tian</w:t>
+      </w:r>
+      <w:r>
+        <w:rPr>
+          <w:rFonts w:ascii="Times New Roman" w:cs="Times New Roman" w:eastAsia="Times New Roman" w:hAnsi="Times New Roman"/>
+          <w:sz w:val="24"/>
+          <w:szCs w:val="24"/>
+        </w:rPr>
+        <w:t xml:space="preserve"> is genuinely disputed—some construe it as a quasi-personal moral agent, others as a naturalistic name for the way things fall out—and the dispute is not idle. But the argument here requires only the functional core that 5A5–6 secures: that Heaven’s shaping of a person through hardship displays purpose, whether or not one is prepared to ascribe to it a personal will of the kind Job addresses.</w:t>
+      </w:r>
+    </w:p>
+    <w:p>
+      <w:pPr>
+        <w:spacing w:line="480" w:lineRule="auto"/>
+        <w:ind w:firstLine="720"/>
+      </w:pPr>
+      <w:r>
+        <w:rPr>
+          <w:rFonts w:ascii="Times New Roman" w:cs="Times New Roman" w:eastAsia="Times New Roman" w:hAnsi="Times New Roman"/>
+          <w:sz w:val="24"/>
+          <w:szCs w:val="24"/>
+        </w:rPr>
         <w:t xml:space="preserve">Yet the contrast does not make Mengzi’s Heaven simply impersonal. A substantive relation binds </w:t>
       </w:r>
       <w:r>
@@ -2109,7 +2355,7 @@
           <w:sz w:val="24"/>
           <w:szCs w:val="24"/>
         </w:rPr>
-        <w:t xml:space="preserve"> 6B15, brings to the surface a teleological instinct in the Joban narrative that the dominant Western frameworks have tended to underrate or to explain away. In the Western history of interpretation the verse has provoked sustained disagreement about its theological force. Newsom characterizes it as an "anomalous hope" within Job’s larger framework of theological despair: in his present circumstances, his confidence that God will finally prove just lacks any secure epistemic footing, and reads less like grounded assurance than like a stubborn holding-on at the edge of an epistemological crisis.</w:t>
+        <w:t xml:space="preserve"> 6B15, brings to the surface a teleological instinct in the Joban narrative that the philosophical frames most familiar in the West are not well equipped to describe. In the Western history of interpretation the verse has provoked sustained disagreement about its theological force. Newsom characterizes it as an "anomalous hope" within Job’s larger framework of theological despair: in his present circumstances, his confidence that God will finally prove just lacks any secure epistemic footing, and reads less like grounded assurance than like a stubborn holding-on at the edge of an epistemological crisis.</w:t>
       </w:r>
       <w:r>
         <w:rPr>
@@ -2451,7 +2697,161 @@
           <w:sz w:val="24"/>
           <w:szCs w:val="24"/>
         </w:rPr>
-        <w:t xml:space="preserve">The Greco-Roman philosophical frameworks have, in their several ways, screened off just this reading of Job 23:10. Stoic </w:t>
+        <w:t xml:space="preserve">A second and weightier disanalogy must be met head-on, since left unaddressed it would make the parallel either false or trivial. In </w:t>
+      </w:r>
+      <w:r>
+        <w:rPr>
+          <w:rFonts w:ascii="Times New Roman" w:cs="Times New Roman" w:eastAsia="Times New Roman" w:hAnsi="Times New Roman"/>
+          <w:i/>
+          <w:iCs/>
+          <w:sz w:val="24"/>
+          <w:szCs w:val="24"/>
+        </w:rPr>
+        <w:t xml:space="preserve">Mengzi</w:t>
+      </w:r>
+      <w:r>
+        <w:rPr>
+          <w:rFonts w:ascii="Times New Roman" w:cs="Times New Roman" w:eastAsia="Times New Roman" w:hAnsi="Times New Roman"/>
+          <w:sz w:val="24"/>
+          <w:szCs w:val="24"/>
+        </w:rPr>
+        <w:t xml:space="preserve"> 6B15 the hardship is instrumental: Heaven afflicts the future minister in order to fit him for the "great responsibility" (</w:t>
+      </w:r>
+      <w:r>
+        <w:rPr>
+          <w:rFonts w:ascii="Times New Roman" w:cs="Times New Roman" w:eastAsia="Times New Roman" w:hAnsi="Times New Roman"/>
+          <w:i/>
+          <w:iCs/>
+          <w:sz w:val="24"/>
+          <w:szCs w:val="24"/>
+        </w:rPr>
+        <w:t xml:space="preserve">da ren</w:t>
+      </w:r>
+      <w:r>
+        <w:rPr>
+          <w:rFonts w:ascii="Times New Roman" w:cs="Times New Roman" w:eastAsia="Times New Roman" w:hAnsi="Times New Roman"/>
+          <w:sz w:val="24"/>
+          <w:szCs w:val="24"/>
+        </w:rPr>
+        <w:t xml:space="preserve">, 大任) of office, so that the suffering is calibrated to a downstream public role and is, in that sense, a means to an end Heaven intends. Job’s ruin is not instrumental in this way. Nothing in the prologue presents his losses as preparation for an office he is about to assume; the heavenly wager (1:6–12) turns on whether his integrity is disinterested, not on whether he is being trained for a task. Were the </w:t>
+      </w:r>
+      <w:r>
+        <w:rPr>
+          <w:rFonts w:ascii="Times New Roman" w:cs="Times New Roman" w:eastAsia="Times New Roman" w:hAnsi="Times New Roman"/>
+          <w:i/>
+          <w:iCs/>
+          <w:sz w:val="24"/>
+          <w:szCs w:val="24"/>
+        </w:rPr>
+        <w:t xml:space="preserve">tummâ</w:t>
+      </w:r>
+      <w:r>
+        <w:rPr>
+          <w:rFonts w:ascii="Times New Roman" w:cs="Times New Roman" w:eastAsia="Times New Roman" w:hAnsi="Times New Roman"/>
+          <w:sz w:val="24"/>
+          <w:szCs w:val="24"/>
+        </w:rPr>
+        <w:t xml:space="preserve">/</w:t>
+      </w:r>
+      <w:r>
+        <w:rPr>
+          <w:rFonts w:ascii="Times New Roman" w:cs="Times New Roman" w:eastAsia="Times New Roman" w:hAnsi="Times New Roman"/>
+          <w:i/>
+          <w:iCs/>
+          <w:sz w:val="24"/>
+          <w:szCs w:val="24"/>
+        </w:rPr>
+        <w:t xml:space="preserve">duan</w:t>
+      </w:r>
+      <w:r>
+        <w:rPr>
+          <w:rFonts w:ascii="Times New Roman" w:cs="Times New Roman" w:eastAsia="Times New Roman" w:hAnsi="Times New Roman"/>
+          <w:sz w:val="24"/>
+          <w:szCs w:val="24"/>
+        </w:rPr>
+        <w:t xml:space="preserve"> parallel pitched at the level of outcome—both sufferers emerging equipped for a role—it would simply be false of Job. I therefore locate the isomorphism not at the level of outcome but at the level of mechanism: in both texts adversity operates on a moral endowment already latent in the agent, drawing it out rather than implanting it, whether or not that operation is ordered to any further end. What the two share is the refining logic—prior latency disclosed and consolidated under pressure; what they need not share, and in Job’s case demonstrably do not, is the teleological destination toward which Mengzi’s Heaven directs the process. Bracketing outcome in this way is not a retreat to safety but the very thing that keeps the comparison from collapsing into the truism that adversity builds character—a truism this argument must actively exclude if it is to say anything at all.</w:t>
+      </w:r>
+    </w:p>
+    <w:p>
+      <w:pPr>
+        <w:spacing w:line="480" w:lineRule="auto"/>
+        <w:ind w:firstLine="720"/>
+      </w:pPr>
+      <w:r>
+        <w:rPr>
+          <w:rFonts w:ascii="Times New Roman" w:cs="Times New Roman" w:eastAsia="Times New Roman" w:hAnsi="Times New Roman"/>
+          <w:sz w:val="24"/>
+          <w:szCs w:val="24"/>
+        </w:rPr>
+        <w:t xml:space="preserve">It is worth marking precisely what the claim thereby leaves out. It is not the Stoic thesis that hardship trains the soul toward an invulnerable equanimity (</w:t>
+      </w:r>
+      <w:r>
+        <w:rPr>
+          <w:rFonts w:ascii="Times New Roman" w:cs="Times New Roman" w:eastAsia="Times New Roman" w:hAnsi="Times New Roman"/>
+          <w:i/>
+          <w:iCs/>
+          <w:sz w:val="24"/>
+          <w:szCs w:val="24"/>
+        </w:rPr>
+        <w:t xml:space="preserve">apatheia</w:t>
+      </w:r>
+      <w:r>
+        <w:rPr>
+          <w:rFonts w:ascii="Times New Roman" w:cs="Times New Roman" w:eastAsia="Times New Roman" w:hAnsi="Times New Roman"/>
+          <w:sz w:val="24"/>
+          <w:szCs w:val="24"/>
+        </w:rPr>
+        <w:t xml:space="preserve">), for there the end is the extinction of disturbance, not the disclosure of a latent moral substance. It is not the Pauline sequence in which "suffering produces endurance, and endurance produces character" (Rom 5:3–4), for there the chain forges a new disposition along the way rather than assaying one already present. And it is not the athletic commonplace in which exertion simply builds a capacity that was not there before. The </w:t>
+      </w:r>
+      <w:r>
+        <w:rPr>
+          <w:rFonts w:ascii="Times New Roman" w:cs="Times New Roman" w:eastAsia="Times New Roman" w:hAnsi="Times New Roman"/>
+          <w:i/>
+          <w:iCs/>
+          <w:sz w:val="24"/>
+          <w:szCs w:val="24"/>
+        </w:rPr>
+        <w:t xml:space="preserve">tummâ</w:t>
+      </w:r>
+      <w:r>
+        <w:rPr>
+          <w:rFonts w:ascii="Times New Roman" w:cs="Times New Roman" w:eastAsia="Times New Roman" w:hAnsi="Times New Roman"/>
+          <w:sz w:val="24"/>
+          <w:szCs w:val="24"/>
+        </w:rPr>
+        <w:t xml:space="preserve">/</w:t>
+      </w:r>
+      <w:r>
+        <w:rPr>
+          <w:rFonts w:ascii="Times New Roman" w:cs="Times New Roman" w:eastAsia="Times New Roman" w:hAnsi="Times New Roman"/>
+          <w:i/>
+          <w:iCs/>
+          <w:sz w:val="24"/>
+          <w:szCs w:val="24"/>
+        </w:rPr>
+        <w:t xml:space="preserve">duan</w:t>
+      </w:r>
+      <w:r>
+        <w:rPr>
+          <w:rFonts w:ascii="Times New Roman" w:cs="Times New Roman" w:eastAsia="Times New Roman" w:hAnsi="Times New Roman"/>
+          <w:sz w:val="24"/>
+          <w:szCs w:val="24"/>
+        </w:rPr>
+        <w:t xml:space="preserve"> isomorphism is the narrower and more determinate claim that suffering functions as the assayer of a moral endowment the agent already bears—and it is that specific mechanism, not the generic dignifying of hardship, that the cross-textual reading brings to light.</w:t>
+      </w:r>
+    </w:p>
+    <w:p>
+      <w:pPr>
+        <w:spacing w:line="480" w:lineRule="auto"/>
+        <w:ind w:firstLine="720"/>
+      </w:pPr>
+      <w:r>
+        <w:rPr>
+          <w:rFonts w:ascii="Times New Roman" w:cs="Times New Roman" w:eastAsia="Times New Roman" w:hAnsi="Times New Roman"/>
+          <w:sz w:val="24"/>
+          <w:szCs w:val="24"/>
+        </w:rPr>
+        <w:t xml:space="preserve">The Greco-Roman philosophical frames most often brought to the verse are, in their several ways, ill-suited to articulate just this reading of Job 23:10. Stoic </w:t>
       </w:r>
       <w:r>
         <w:rPr>
@@ -2593,7 +2993,7 @@
           <w:sz w:val="24"/>
           <w:szCs w:val="24"/>
         </w:rPr>
-        <w:t xml:space="preserve">, 义) in any material circumstance and does not let material outcome be the measure of moral action. YHWH’s rebuke of Job’s friends (42:7) and Mengzi’s rebuke of King Hui of Liang, who opens by asking after profit—"Why must Your Majesty speak of profit?" (</w:t>
+        <w:t xml:space="preserve">, 義) in any material circumstance and does not let material outcome be the measure of moral action. YHWH’s rebuke of Job’s friends (42:7) and Mengzi’s rebuke of King Hui of Liang, who opens by asking after profit—"Why must Your Majesty speak of profit?" (</w:t>
       </w:r>
       <w:r>
         <w:rPr>
@@ -2654,6 +3054,20 @@
           <w:szCs w:val="24"/>
         </w:rPr>
         <w:t xml:space="preserve">Third, both resist what may be called a prosperity theology—the disposition to seek righteousness chiefly for the sake of material blessing. Job’s narrative displays a man blameless by every available measure who nonetheless undergoes extreme suffering (the contrast between 1:1–3 and 1:13–19), and so overturns the tidy equation that the righteous must be blessed. Mengzi, through his six exemplars—every one of whom passed through material hardship and social lowliness—demonstrates from the other side that material adversity is the ordinary road by which great moral leaders are formed, not the exception to it.</w:t>
+      </w:r>
+    </w:p>
+    <w:p>
+      <w:pPr>
+        <w:spacing w:line="480" w:lineRule="auto"/>
+        <w:ind w:firstLine="720"/>
+      </w:pPr>
+      <w:r>
+        <w:rPr>
+          <w:rFonts w:ascii="Times New Roman" w:cs="Times New Roman" w:eastAsia="Times New Roman" w:hAnsi="Times New Roman"/>
+          <w:sz w:val="24"/>
+          <w:szCs w:val="24"/>
+        </w:rPr>
+        <w:t xml:space="preserve">The epilogue, in which Job’s fortunes are not merely restored but doubled (42:10–17), might seem to reinstate the very equation the book has dismantled—virtue rewarded with wealth after all. But the restoration will not bear that weight. Job is vindicated before he is restored, and on grounds that have nothing to do with reward: YHWH declares that Job has spoken of him "what is right" (42:7) while the friends have not, and the turn in his fortunes follows his intercession for those friends (42:10), not any repentance that purchases relief. The doubling, moreover, is gratuitous rather than calibrated—an overflow that exceeds any ledger of desert rather than a payment that settles one. Read this way, the epilogue does not resurrect the retributive scheme; it stages a divine generosity that operates outside the economy of merit the friends had assumed. Mengzi makes the complementary point from the other direction: that several of his exemplars rose, in the end, to high office is incidental to the claim, for the formation Heaven intends is accomplished in the tempering itself, whatever its outward issue.</w:t>
       </w:r>
     </w:p>
     <w:p>
@@ -2869,7 +3283,7 @@
           <w:sz w:val="24"/>
           <w:szCs w:val="24"/>
         </w:rPr>
-        <w:t xml:space="preserve">Third, the comparison brings to light a dimension long screened off within Western theodical discourse. Surin warns that systematic theodicies—whether Leibnizian optimism, soul-making theodicy, or the finite God of process theology—court the danger of reducing real suffering to a conceptual exercise.</w:t>
+        <w:t xml:space="preserve">Third, the comparison brings to light a dimension that Western theodical frames have tended to leave under-described. Surin warns that systematic theodicies—whether Leibnizian optimism, soul-making theodicy, or the finite God of process theology—court the danger of reducing real suffering to a conceptual exercise.</w:t>
       </w:r>
       <w:r>
         <w:rPr>
@@ -2961,7 +3375,7 @@
           <w:sz w:val="24"/>
           <w:szCs w:val="24"/>
         </w:rPr>
-        <w:t xml:space="preserve">) as the demonstration text, a Mencian reading discloses a teleological instinct in the Joban text that the dominant Western frameworks—Stoic, Platonic, Leibnizian—have systematically underrated. The structural parallel between </w:t>
+        <w:t xml:space="preserve">) as the demonstration text, a Mencian reading discloses a teleological instinct in the Joban text that the philosophical frames most familiar in the West—Stoic, Platonic, Leibnizian—are not well equipped to describe. The structural parallel between </w:t>
       </w:r>
       <w:r>
         <w:rPr>
@@ -3106,7 +3520,7 @@
       </w:r>
       <w:r>
         <w:rPr>
-          <w:rFonts w:ascii="Times New Roman" w:eastAsia="Noto Sans CJK SC" w:hAnsi="Times New Roman"/>
+          <w:rFonts w:ascii="Times New Roman" w:eastAsia="Noto Sans CJK TC" w:hAnsi="Times New Roman"/>
           <w:sz w:val="24"/>
           <w:szCs w:val="24"/>
         </w:rPr>
@@ -3424,6 +3838,38 @@
           <w:sz w:val="24"/>
           <w:szCs w:val="24"/>
         </w:rPr>
+        <w:t xml:space="preserve">Lambert, W. G. </w:t>
+      </w:r>
+      <w:r>
+        <w:rPr>
+          <w:rFonts w:ascii="Times New Roman" w:cs="Times New Roman" w:eastAsia="Times New Roman" w:hAnsi="Times New Roman"/>
+          <w:i/>
+          <w:iCs/>
+          <w:sz w:val="24"/>
+          <w:szCs w:val="24"/>
+        </w:rPr>
+        <w:t xml:space="preserve">Babylonian Wisdom Literature</w:t>
+      </w:r>
+      <w:r>
+        <w:rPr>
+          <w:rFonts w:ascii="Times New Roman" w:cs="Times New Roman" w:eastAsia="Times New Roman" w:hAnsi="Times New Roman"/>
+          <w:sz w:val="24"/>
+          <w:szCs w:val="24"/>
+        </w:rPr>
+        <w:t xml:space="preserve">. Oxford: Clarendon Press, 1960.</w:t>
+      </w:r>
+    </w:p>
+    <w:p>
+      <w:pPr>
+        <w:spacing w:line="480" w:lineRule="auto"/>
+        <w:ind w:left="720" w:hanging="720"/>
+      </w:pPr>
+      <w:r>
+        <w:rPr>
+          <w:rFonts w:ascii="Times New Roman" w:cs="Times New Roman" w:eastAsia="Times New Roman" w:hAnsi="Times New Roman"/>
+          <w:sz w:val="24"/>
+          <w:szCs w:val="24"/>
+        </w:rPr>
         <w:t xml:space="preserve">Lee, Archie C. C. "Cross-Textual Hermeneutics and Identity in Multi-Scriptural Asia." In </w:t>
       </w:r>
       <w:r>
@@ -3752,7 +4198,7 @@
       </w:r>
       <w:r>
         <w:rPr>
-          <w:rFonts w:ascii="Times New Roman" w:eastAsia="Noto Sans CJK SC" w:hAnsi="Times New Roman"/>
+          <w:rFonts w:ascii="Times New Roman" w:eastAsia="Noto Sans CJK TC" w:hAnsi="Times New Roman"/>
           <w:sz w:val="24"/>
           <w:szCs w:val="24"/>
         </w:rPr>
@@ -3932,7 +4378,7 @@
       </w:r>
       <w:r>
         <w:rPr>
-          <w:rFonts w:ascii="Times New Roman" w:eastAsia="Noto Sans CJK SC" w:hAnsi="Times New Roman"/>
+          <w:rFonts w:ascii="Times New Roman" w:eastAsia="Noto Sans CJK TC" w:hAnsi="Times New Roman"/>
           <w:sz w:val="20"/>
           <w:szCs w:val="20"/>
         </w:rPr>
@@ -4336,7 +4782,7 @@
           <w:sz w:val="20"/>
           <w:szCs w:val="20"/>
         </w:rPr>
-        <w:t xml:space="preserve"> (Indianapolis: Hackett, 2008), 162 (Mengzi 6B15). Translations of the </w:t>
+        <w:t xml:space="preserve"> (Indianapolis: Hackett, 2008), 162 (Mengzi 6B15). Passages of the </w:t>
       </w:r>
       <w:r>
         <w:rPr>
@@ -4354,7 +4800,7 @@
           <w:sz w:val="20"/>
           <w:szCs w:val="20"/>
         </w:rPr>
-        <w:t xml:space="preserve"> follow Van Norden unless noted.</w:t>
+        <w:t xml:space="preserve"> displayed as block quotations are my own renderings, prepared in consultation with Van Norden; shorter in-text quotations likewise follow my rendering unless attributed otherwise. Classical Chinese is cited throughout in traditional characters, with romanization in pinyin.</w:t>
       </w:r>
     </w:p>
   </w:footnote>
@@ -4830,7 +5276,7 @@
       </w:r>
       <w:r>
         <w:rPr>
-          <w:rFonts w:ascii="Times New Roman" w:eastAsia="Noto Sans CJK SC" w:hAnsi="Times New Roman"/>
+          <w:rFonts w:ascii="Times New Roman" w:eastAsia="Noto Sans CJK TC" w:hAnsi="Times New Roman"/>
           <w:sz w:val="20"/>
           <w:szCs w:val="20"/>
         </w:rPr>
@@ -4892,7 +5338,7 @@
       </w:r>
       <w:r>
         <w:rPr>
-          <w:rFonts w:ascii="Times New Roman" w:eastAsia="Noto Sans CJK SC" w:hAnsi="Times New Roman"/>
+          <w:rFonts w:ascii="Times New Roman" w:eastAsia="Noto Sans CJK TC" w:hAnsi="Times New Roman"/>
           <w:sz w:val="20"/>
           <w:szCs w:val="20"/>
         </w:rPr>
@@ -4963,6 +5409,260 @@
           <w:szCs w:val="20"/>
         </w:rPr>
         <w:t xml:space="preserve">, vol. 1, trans. John W. Basore, Loeb Classical Library (Cambridge, MA: Harvard University Press, 1928), where adversity is presented as the training and the proof of the good man.</w:t>
+      </w:r>
+    </w:p>
+  </w:footnote>
+  <w:footnote w:id="21">
+    <w:p>
+      <w:pPr>
+        <w:spacing w:line="240"/>
+        <w:ind w:left="360" w:hanging="360"/>
+      </w:pPr>
+      <w:r>
+        <w:rPr>
+          <w:rStyle w:val="FootnoteReference"/>
+        </w:rPr>
+        <w:footnoteRef/>
+      </w:r>
+      <w:r>
+        <w:rPr>
+          <w:rFonts w:ascii="Times New Roman" w:cs="Times New Roman" w:eastAsia="Times New Roman" w:hAnsi="Times New Roman"/>
+          <w:sz w:val="20"/>
+          <w:szCs w:val="20"/>
+        </w:rPr>
+        <w:t xml:space="preserve">Perkins, </w:t>
+      </w:r>
+      <w:r>
+        <w:rPr>
+          <w:rFonts w:ascii="Times New Roman" w:cs="Times New Roman" w:eastAsia="Times New Roman" w:hAnsi="Times New Roman"/>
+          <w:i/>
+          <w:iCs/>
+          <w:sz w:val="20"/>
+          <w:szCs w:val="20"/>
+        </w:rPr>
+        <w:t xml:space="preserve">Heaven and Earth Are Not Humane</w:t>
+      </w:r>
+      <w:r>
+        <w:rPr>
+          <w:rFonts w:ascii="Times New Roman" w:cs="Times New Roman" w:eastAsia="Times New Roman" w:hAnsi="Times New Roman"/>
+          <w:sz w:val="20"/>
+          <w:szCs w:val="20"/>
+        </w:rPr>
+        <w:t xml:space="preserve">, argues that classical Chinese philosophy largely does not frame undeserved suffering as a "problem of evil" in the monotheistic sense, since its Heaven is not a benevolent, omnipotent person whose goodness stands in need of defense. I take the point to set the terms of the present comparison rather than to block it: the </w:t>
+      </w:r>
+      <w:r>
+        <w:rPr>
+          <w:rFonts w:ascii="Times New Roman" w:cs="Times New Roman" w:eastAsia="Times New Roman" w:hAnsi="Times New Roman"/>
+          <w:i/>
+          <w:iCs/>
+          <w:sz w:val="20"/>
+          <w:szCs w:val="20"/>
+        </w:rPr>
+        <w:t xml:space="preserve">tertium comparationis</w:t>
+      </w:r>
+      <w:r>
+        <w:rPr>
+          <w:rFonts w:ascii="Times New Roman" w:cs="Times New Roman" w:eastAsia="Times New Roman" w:hAnsi="Times New Roman"/>
+          <w:sz w:val="20"/>
+          <w:szCs w:val="20"/>
+        </w:rPr>
+        <w:t xml:space="preserve"> here is the formative function of suffering, not the justification of God.</w:t>
+      </w:r>
+    </w:p>
+  </w:footnote>
+  <w:footnote w:id="22">
+    <w:p>
+      <w:pPr>
+        <w:spacing w:line="240"/>
+        <w:ind w:left="360" w:hanging="360"/>
+      </w:pPr>
+      <w:r>
+        <w:rPr>
+          <w:rStyle w:val="FootnoteReference"/>
+        </w:rPr>
+        <w:footnoteRef/>
+      </w:r>
+      <w:r>
+        <w:rPr>
+          <w:rFonts w:ascii="Times New Roman" w:cs="Times New Roman" w:eastAsia="Times New Roman" w:hAnsi="Times New Roman"/>
+          <w:i/>
+          <w:iCs/>
+          <w:sz w:val="20"/>
+          <w:szCs w:val="20"/>
+        </w:rPr>
+        <w:t xml:space="preserve">Mengzi</w:t>
+      </w:r>
+      <w:r>
+        <w:rPr>
+          <w:rFonts w:ascii="Times New Roman" w:cs="Times New Roman" w:eastAsia="Times New Roman" w:hAnsi="Times New Roman"/>
+          <w:sz w:val="20"/>
+          <w:szCs w:val="20"/>
+        </w:rPr>
+        <w:t xml:space="preserve"> 5A5–6, in Van Norden, </w:t>
+      </w:r>
+      <w:r>
+        <w:rPr>
+          <w:rFonts w:ascii="Times New Roman" w:cs="Times New Roman" w:eastAsia="Times New Roman" w:hAnsi="Times New Roman"/>
+          <w:i/>
+          <w:iCs/>
+          <w:sz w:val="20"/>
+          <w:szCs w:val="20"/>
+        </w:rPr>
+        <w:t xml:space="preserve">Mengzi</w:t>
+      </w:r>
+      <w:r>
+        <w:rPr>
+          <w:rFonts w:ascii="Times New Roman" w:cs="Times New Roman" w:eastAsia="Times New Roman" w:hAnsi="Times New Roman"/>
+          <w:sz w:val="20"/>
+          <w:szCs w:val="20"/>
+        </w:rPr>
+        <w:t xml:space="preserve">. On the manifestation of Heaven’s will through deeds and affairs (</w:t>
+      </w:r>
+      <w:r>
+        <w:rPr>
+          <w:rFonts w:ascii="Times New Roman" w:eastAsia="Noto Sans CJK TC" w:hAnsi="Times New Roman"/>
+          <w:sz w:val="20"/>
+          <w:szCs w:val="20"/>
+        </w:rPr>
+        <w:t xml:space="preserve">行與事</w:t>
+      </w:r>
+      <w:r>
+        <w:rPr>
+          <w:rFonts w:ascii="Times New Roman" w:cs="Times New Roman" w:eastAsia="Times New Roman" w:hAnsi="Times New Roman"/>
+          <w:sz w:val="20"/>
+          <w:szCs w:val="20"/>
+        </w:rPr>
+        <w:t xml:space="preserve">) rather than through speech, and the consequent difficulty of fixing the status of </w:t>
+      </w:r>
+      <w:r>
+        <w:rPr>
+          <w:rFonts w:ascii="Times New Roman" w:cs="Times New Roman" w:eastAsia="Times New Roman" w:hAnsi="Times New Roman"/>
+          <w:i/>
+          <w:iCs/>
+          <w:sz w:val="20"/>
+          <w:szCs w:val="20"/>
+        </w:rPr>
+        <w:t xml:space="preserve">tian</w:t>
+      </w:r>
+      <w:r>
+        <w:rPr>
+          <w:rFonts w:ascii="Times New Roman" w:cs="Times New Roman" w:eastAsia="Times New Roman" w:hAnsi="Times New Roman"/>
+          <w:sz w:val="20"/>
+          <w:szCs w:val="20"/>
+        </w:rPr>
+        <w:t xml:space="preserve">, see Shun, </w:t>
+      </w:r>
+      <w:r>
+        <w:rPr>
+          <w:rFonts w:ascii="Times New Roman" w:cs="Times New Roman" w:eastAsia="Times New Roman" w:hAnsi="Times New Roman"/>
+          <w:i/>
+          <w:iCs/>
+          <w:sz w:val="20"/>
+          <w:szCs w:val="20"/>
+        </w:rPr>
+        <w:t xml:space="preserve">Mencius and Early Chinese Thought</w:t>
+      </w:r>
+      <w:r>
+        <w:rPr>
+          <w:rFonts w:ascii="Times New Roman" w:cs="Times New Roman" w:eastAsia="Times New Roman" w:hAnsi="Times New Roman"/>
+          <w:sz w:val="20"/>
+          <w:szCs w:val="20"/>
+        </w:rPr>
+        <w:t xml:space="preserve">, 58–79.</w:t>
+      </w:r>
+    </w:p>
+  </w:footnote>
+  <w:footnote w:id="23">
+    <w:p>
+      <w:pPr>
+        <w:spacing w:line="240"/>
+        <w:ind w:left="360" w:hanging="360"/>
+      </w:pPr>
+      <w:r>
+        <w:rPr>
+          <w:rStyle w:val="FootnoteReference"/>
+        </w:rPr>
+        <w:footnoteRef/>
+      </w:r>
+      <w:r>
+        <w:rPr>
+          <w:rFonts w:ascii="Times New Roman" w:cs="Times New Roman" w:eastAsia="Times New Roman" w:hAnsi="Times New Roman"/>
+          <w:sz w:val="20"/>
+          <w:szCs w:val="20"/>
+        </w:rPr>
+        <w:t xml:space="preserve">The Mesopotamian "righteous sufferer" compositions—</w:t>
+      </w:r>
+      <w:r>
+        <w:rPr>
+          <w:rFonts w:ascii="Times New Roman" w:cs="Times New Roman" w:eastAsia="Times New Roman" w:hAnsi="Times New Roman"/>
+          <w:i/>
+          <w:iCs/>
+          <w:sz w:val="20"/>
+          <w:szCs w:val="20"/>
+        </w:rPr>
+        <w:t xml:space="preserve">Ludlul bēl nēmeqi</w:t>
+      </w:r>
+      <w:r>
+        <w:rPr>
+          <w:rFonts w:ascii="Times New Roman" w:cs="Times New Roman" w:eastAsia="Times New Roman" w:hAnsi="Times New Roman"/>
+          <w:sz w:val="20"/>
+          <w:szCs w:val="20"/>
+        </w:rPr>
+        <w:t xml:space="preserve"> ("I Will Praise the Lord of Wisdom") and the so-called </w:t>
+      </w:r>
+      <w:r>
+        <w:rPr>
+          <w:rFonts w:ascii="Times New Roman" w:cs="Times New Roman" w:eastAsia="Times New Roman" w:hAnsi="Times New Roman"/>
+          <w:i/>
+          <w:iCs/>
+          <w:sz w:val="20"/>
+          <w:szCs w:val="20"/>
+        </w:rPr>
+        <w:t xml:space="preserve">Babylonian Theodicy</w:t>
+      </w:r>
+      <w:r>
+        <w:rPr>
+          <w:rFonts w:ascii="Times New Roman" w:cs="Times New Roman" w:eastAsia="Times New Roman" w:hAnsi="Times New Roman"/>
+          <w:sz w:val="20"/>
+          <w:szCs w:val="20"/>
+        </w:rPr>
+        <w:t xml:space="preserve">—are the standard ancient Near Eastern analogues to Job; both are edited in W. G. Lambert, </w:t>
+      </w:r>
+      <w:r>
+        <w:rPr>
+          <w:rFonts w:ascii="Times New Roman" w:cs="Times New Roman" w:eastAsia="Times New Roman" w:hAnsi="Times New Roman"/>
+          <w:i/>
+          <w:iCs/>
+          <w:sz w:val="20"/>
+          <w:szCs w:val="20"/>
+        </w:rPr>
+        <w:t xml:space="preserve">Babylonian Wisdom Literature</w:t>
+      </w:r>
+      <w:r>
+        <w:rPr>
+          <w:rFonts w:ascii="Times New Roman" w:cs="Times New Roman" w:eastAsia="Times New Roman" w:hAnsi="Times New Roman"/>
+          <w:sz w:val="20"/>
+          <w:szCs w:val="20"/>
+        </w:rPr>
+        <w:t xml:space="preserve"> (Oxford: Clarendon Press, 1960). The comparison of Job with this material is well established; what is novel here is rather the juxtaposition with the </w:t>
+      </w:r>
+      <w:r>
+        <w:rPr>
+          <w:rFonts w:ascii="Times New Roman" w:cs="Times New Roman" w:eastAsia="Times New Roman" w:hAnsi="Times New Roman"/>
+          <w:i/>
+          <w:iCs/>
+          <w:sz w:val="20"/>
+          <w:szCs w:val="20"/>
+        </w:rPr>
+        <w:t xml:space="preserve">Mengzi</w:t>
+      </w:r>
+      <w:r>
+        <w:rPr>
+          <w:rFonts w:ascii="Times New Roman" w:cs="Times New Roman" w:eastAsia="Times New Roman" w:hAnsi="Times New Roman"/>
+          <w:sz w:val="20"/>
+          <w:szCs w:val="20"/>
+        </w:rPr>
+        <w:t xml:space="preserve">.</w:t>
       </w:r>
     </w:p>
   </w:footnote>
